--- a/작업일지/졸업작품 작업일지 - 20+4주차.docx
+++ b/작업일지/졸업작품 작업일지 - 20+4주차.docx
@@ -257,6 +257,7 @@
                 <w:sz w:val="22"/>
               </w:rPr>
             </w:pPr>
+            <w:proofErr w:type="spellStart"/>
             <w:r>
               <w:rPr>
                 <w:rFonts w:hint="eastAsia"/>
@@ -265,6 +266,7 @@
               </w:rPr>
               <w:t>팀명</w:t>
             </w:r>
+            <w:proofErr w:type="spellEnd"/>
           </w:p>
         </w:tc>
         <w:tc>
@@ -301,6 +303,7 @@
                 <w:szCs w:val="18"/>
               </w:rPr>
             </w:pPr>
+            <w:proofErr w:type="gramStart"/>
             <w:r>
               <w:rPr>
                 <w:rFonts w:hint="eastAsia"/>
@@ -341,6 +344,7 @@
               </w:rPr>
               <w:t>utlander</w:t>
             </w:r>
+            <w:proofErr w:type="gramEnd"/>
             <w:r>
               <w:rPr>
                 <w:rFonts w:hint="eastAsia"/>
@@ -615,6 +619,7 @@
             <w:pPr>
               <w:jc w:val="left"/>
               <w:rPr>
+                <w:rFonts w:hint="eastAsia"/>
                 <w:b/>
                 <w:bCs/>
                 <w:szCs w:val="20"/>
@@ -640,6 +645,45 @@
                 <w:b/>
               </w:rPr>
               <w:t xml:space="preserve"> </w:t>
+            </w:r>
+            <w:proofErr w:type="spellStart"/>
+            <w:r>
+              <w:rPr>
+                <w:rFonts w:hint="eastAsia"/>
+                <w:b/>
+              </w:rPr>
+              <w:t>노멀</w:t>
+            </w:r>
+            <w:proofErr w:type="spellEnd"/>
+            <w:r>
+              <w:rPr>
+                <w:rFonts w:hint="eastAsia"/>
+                <w:b/>
+              </w:rPr>
+              <w:t xml:space="preserve"> 매핑 구현, 그림자 매핑(PCF) 구현, 1인칭 카메라 구현, AABB 충돌처리 구현, Bounding Box 렌더링</w:t>
+            </w:r>
+            <w:r>
+              <w:rPr>
+                <w:rFonts w:hint="eastAsia"/>
+                <w:b/>
+              </w:rPr>
+              <w:t xml:space="preserve">, </w:t>
+            </w:r>
+            <w:proofErr w:type="spellStart"/>
+            <w:r>
+              <w:rPr>
+                <w:rFonts w:hint="eastAsia"/>
+                <w:b/>
+              </w:rPr>
+              <w:t>에셋</w:t>
+            </w:r>
+            <w:proofErr w:type="spellEnd"/>
+            <w:r>
+              <w:rPr>
+                <w:rFonts w:hint="eastAsia"/>
+                <w:b/>
+              </w:rPr>
+              <w:t xml:space="preserve"> 로딩 구조 변경</w:t>
             </w:r>
           </w:p>
           <w:p>
@@ -661,6 +705,9 @@
           <w:p>
             <w:pPr>
               <w:jc w:val="left"/>
+              <w:rPr>
+                <w:rFonts w:hint="eastAsia"/>
+              </w:rPr>
             </w:pPr>
             <w:r>
               <w:rPr>
@@ -670,6 +717,75 @@
                 <w:szCs w:val="20"/>
               </w:rPr>
               <w:t xml:space="preserve">이종진: </w:t>
+            </w:r>
+            <w:r>
+              <w:rPr>
+                <w:rFonts w:hint="eastAsia"/>
+                <w:b/>
+                <w:bCs/>
+                <w:szCs w:val="20"/>
+              </w:rPr>
+              <w:t xml:space="preserve">빌보드 구현, </w:t>
+            </w:r>
+            <w:proofErr w:type="spellStart"/>
+            <w:r>
+              <w:rPr>
+                <w:rFonts w:hint="eastAsia"/>
+                <w:b/>
+                <w:bCs/>
+                <w:szCs w:val="20"/>
+              </w:rPr>
+              <w:t>스카이박스</w:t>
+            </w:r>
+            <w:proofErr w:type="spellEnd"/>
+            <w:r>
+              <w:rPr>
+                <w:rFonts w:hint="eastAsia"/>
+                <w:b/>
+                <w:bCs/>
+                <w:szCs w:val="20"/>
+              </w:rPr>
+              <w:t xml:space="preserve"> 구현, 레벨 </w:t>
+            </w:r>
+            <w:proofErr w:type="spellStart"/>
+            <w:r>
+              <w:rPr>
+                <w:rFonts w:hint="eastAsia"/>
+                <w:b/>
+                <w:bCs/>
+                <w:szCs w:val="20"/>
+              </w:rPr>
+              <w:t>익스포터</w:t>
+            </w:r>
+            <w:proofErr w:type="spellEnd"/>
+            <w:r>
+              <w:rPr>
+                <w:rFonts w:hint="eastAsia"/>
+                <w:b/>
+                <w:bCs/>
+                <w:szCs w:val="20"/>
+              </w:rPr>
+              <w:t>/</w:t>
+            </w:r>
+            <w:proofErr w:type="spellStart"/>
+            <w:r>
+              <w:rPr>
+                <w:rFonts w:hint="eastAsia"/>
+                <w:b/>
+                <w:bCs/>
+                <w:szCs w:val="20"/>
+              </w:rPr>
+              <w:t>임포터</w:t>
+            </w:r>
+            <w:proofErr w:type="spellEnd"/>
+            <w:r>
+              <w:rPr>
+                <w:rFonts w:hint="eastAsia"/>
+                <w:b/>
+                <w:bCs/>
+                <w:szCs w:val="20"/>
+              </w:rPr>
+              <w:t xml:space="preserve"> 구현</w:t>
             </w:r>
           </w:p>
         </w:tc>
@@ -729,13 +845,23 @@
           <w:szCs w:val="24"/>
         </w:rPr>
       </w:pPr>
-      <w:r>
-        <w:rPr>
-          <w:rFonts w:hint="eastAsia"/>
-          <w:sz w:val="22"/>
-          <w:szCs w:val="24"/>
-        </w:rPr>
-        <w:t>Function128 구현</w:t>
+      <w:proofErr w:type="spellStart"/>
+      <w:r>
+        <w:rPr>
+          <w:rFonts w:hint="eastAsia"/>
+          <w:sz w:val="22"/>
+          <w:szCs w:val="24"/>
+        </w:rPr>
+        <w:t>노멀</w:t>
+      </w:r>
+      <w:proofErr w:type="spellEnd"/>
+      <w:r>
+        <w:rPr>
+          <w:rFonts w:hint="eastAsia"/>
+          <w:sz w:val="22"/>
+          <w:szCs w:val="24"/>
+        </w:rPr>
+        <w:t xml:space="preserve"> 매핑 구현</w:t>
       </w:r>
     </w:p>
     <w:p>
@@ -758,7 +884,22 @@
           <w:sz w:val="22"/>
           <w:szCs w:val="24"/>
         </w:rPr>
-        <w:t>Small Object Optimization을 구현해 128바이트의 내부 버퍼를 활용</w:t>
+        <w:t>유니티에서 normal과 tangent 정보를 바탕으로 bitangent를 미리 전부 계산해놓고</w:t>
+      </w:r>
+      <w:r>
+        <w:rPr>
+          <w:sz w:val="22"/>
+          <w:szCs w:val="24"/>
+        </w:rPr>
+        <w:br/>
+      </w:r>
+      <w:r>
+        <w:rPr>
+          <w:rFonts w:hint="eastAsia"/>
+          <w:sz w:val="22"/>
+          <w:szCs w:val="24"/>
+        </w:rPr>
+        <w:t>출력하도록 구현</w:t>
       </w:r>
     </w:p>
     <w:p>
@@ -775,13 +916,273 @@
           <w:szCs w:val="24"/>
         </w:rPr>
       </w:pPr>
-      <w:r>
-        <w:rPr>
-          <w:rFonts w:hint="eastAsia"/>
-          <w:sz w:val="22"/>
-          <w:szCs w:val="24"/>
-        </w:rPr>
-        <w:t>128바이트를 넘지 않는 Callable 객체에 대해서는 스택 메모리 사용</w:t>
+      <w:proofErr w:type="spellStart"/>
+      <w:r>
+        <w:rPr>
+          <w:rFonts w:hint="eastAsia"/>
+          <w:sz w:val="22"/>
+          <w:szCs w:val="24"/>
+        </w:rPr>
+        <w:t>비균등</w:t>
+      </w:r>
+      <w:proofErr w:type="spellEnd"/>
+      <w:r>
+        <w:rPr>
+          <w:rFonts w:hint="eastAsia"/>
+          <w:sz w:val="22"/>
+          <w:szCs w:val="24"/>
+        </w:rPr>
+        <w:t xml:space="preserve"> 스케일이 있을 경우 TBN의 직교가 풀려버리지만,</w:t>
+      </w:r>
+      <w:r>
+        <w:rPr>
+          <w:sz w:val="22"/>
+          <w:szCs w:val="24"/>
+        </w:rPr>
+        <w:br/>
+      </w:r>
+      <w:r>
+        <w:rPr>
+          <w:rFonts w:hint="eastAsia"/>
+          <w:sz w:val="22"/>
+          <w:szCs w:val="24"/>
+        </w:rPr>
+        <w:t xml:space="preserve">감내할 만한 수준이고 애초에 </w:t>
+      </w:r>
+      <w:proofErr w:type="spellStart"/>
+      <w:r>
+        <w:rPr>
+          <w:rFonts w:hint="eastAsia"/>
+          <w:sz w:val="22"/>
+          <w:szCs w:val="24"/>
+        </w:rPr>
+        <w:t>노멀</w:t>
+      </w:r>
+      <w:proofErr w:type="spellEnd"/>
+      <w:r>
+        <w:rPr>
+          <w:rFonts w:hint="eastAsia"/>
+          <w:sz w:val="22"/>
+          <w:szCs w:val="24"/>
+        </w:rPr>
+        <w:t xml:space="preserve"> 매핑 대상이 되는 게임 객체들에</w:t>
+      </w:r>
+      <w:r>
+        <w:rPr>
+          <w:sz w:val="22"/>
+          <w:szCs w:val="24"/>
+        </w:rPr>
+        <w:br/>
+      </w:r>
+      <w:proofErr w:type="spellStart"/>
+      <w:r>
+        <w:rPr>
+          <w:rFonts w:hint="eastAsia"/>
+          <w:sz w:val="22"/>
+          <w:szCs w:val="24"/>
+        </w:rPr>
+        <w:t>비균등</w:t>
+      </w:r>
+      <w:proofErr w:type="spellEnd"/>
+      <w:r>
+        <w:rPr>
+          <w:rFonts w:hint="eastAsia"/>
+          <w:sz w:val="22"/>
+          <w:szCs w:val="24"/>
+        </w:rPr>
+        <w:t xml:space="preserve"> 스케일을 할 일이 없다.</w:t>
+      </w:r>
+    </w:p>
+    <w:p>
+      <w:pPr>
+        <w:pStyle w:val="a4"/>
+        <w:numPr>
+          <w:ilvl w:val="1"/>
+          <w:numId w:val="37"/>
+        </w:numPr>
+        <w:spacing w:after="0"/>
+        <w:ind w:leftChars="0"/>
+        <w:rPr>
+          <w:sz w:val="22"/>
+          <w:szCs w:val="24"/>
+        </w:rPr>
+      </w:pPr>
+      <w:r>
+        <w:rPr>
+          <w:rFonts w:hint="eastAsia"/>
+          <w:sz w:val="22"/>
+          <w:szCs w:val="24"/>
+        </w:rPr>
+        <w:t xml:space="preserve">픽셀 </w:t>
+      </w:r>
+      <w:proofErr w:type="spellStart"/>
+      <w:r>
+        <w:rPr>
+          <w:rFonts w:hint="eastAsia"/>
+          <w:sz w:val="22"/>
+          <w:szCs w:val="24"/>
+        </w:rPr>
+        <w:t>셰이더에서</w:t>
+      </w:r>
+      <w:proofErr w:type="spellEnd"/>
+      <w:r>
+        <w:rPr>
+          <w:rFonts w:hint="eastAsia"/>
+          <w:sz w:val="22"/>
+          <w:szCs w:val="24"/>
+        </w:rPr>
+        <w:t xml:space="preserve"> </w:t>
+      </w:r>
+      <w:proofErr w:type="spellStart"/>
+      <w:r>
+        <w:rPr>
+          <w:rFonts w:hint="eastAsia"/>
+          <w:sz w:val="22"/>
+          <w:szCs w:val="24"/>
+        </w:rPr>
+        <w:t>uv</w:t>
+      </w:r>
+      <w:proofErr w:type="spellEnd"/>
+      <w:r>
+        <w:rPr>
+          <w:rFonts w:hint="eastAsia"/>
+          <w:sz w:val="22"/>
+          <w:szCs w:val="24"/>
+        </w:rPr>
+        <w:t xml:space="preserve">좌표로 </w:t>
+      </w:r>
+      <w:proofErr w:type="spellStart"/>
+      <w:r>
+        <w:rPr>
+          <w:rFonts w:hint="eastAsia"/>
+          <w:sz w:val="22"/>
+          <w:szCs w:val="24"/>
+        </w:rPr>
+        <w:t>노멀</w:t>
+      </w:r>
+      <w:proofErr w:type="spellEnd"/>
+      <w:r>
+        <w:rPr>
+          <w:rFonts w:hint="eastAsia"/>
+          <w:sz w:val="22"/>
+          <w:szCs w:val="24"/>
+        </w:rPr>
+        <w:t xml:space="preserve"> </w:t>
+      </w:r>
+      <w:proofErr w:type="spellStart"/>
+      <w:r>
+        <w:rPr>
+          <w:rFonts w:hint="eastAsia"/>
+          <w:sz w:val="22"/>
+          <w:szCs w:val="24"/>
+        </w:rPr>
+        <w:t>샘플링하여</w:t>
+      </w:r>
+      <w:proofErr w:type="spellEnd"/>
+      <w:r>
+        <w:rPr>
+          <w:rFonts w:hint="eastAsia"/>
+          <w:sz w:val="22"/>
+          <w:szCs w:val="24"/>
+        </w:rPr>
+        <w:t xml:space="preserve"> TBN 행렬을 구축,</w:t>
+      </w:r>
+      <w:r>
+        <w:rPr>
+          <w:sz w:val="22"/>
+          <w:szCs w:val="24"/>
+        </w:rPr>
+        <w:br/>
+      </w:r>
+      <w:r>
+        <w:rPr>
+          <w:rFonts w:hint="eastAsia"/>
+          <w:sz w:val="22"/>
+          <w:szCs w:val="24"/>
+        </w:rPr>
+        <w:t xml:space="preserve">정점 </w:t>
+      </w:r>
+      <w:proofErr w:type="spellStart"/>
+      <w:r>
+        <w:rPr>
+          <w:rFonts w:hint="eastAsia"/>
+          <w:sz w:val="22"/>
+          <w:szCs w:val="24"/>
+        </w:rPr>
+        <w:t>셰이더에서</w:t>
+      </w:r>
+      <w:proofErr w:type="spellEnd"/>
+      <w:r>
+        <w:rPr>
+          <w:rFonts w:hint="eastAsia"/>
+          <w:sz w:val="22"/>
+          <w:szCs w:val="24"/>
+        </w:rPr>
+        <w:t xml:space="preserve"> 계산한 </w:t>
+      </w:r>
+      <w:proofErr w:type="spellStart"/>
+      <w:r>
+        <w:rPr>
+          <w:rFonts w:hint="eastAsia"/>
+          <w:sz w:val="22"/>
+          <w:szCs w:val="24"/>
+        </w:rPr>
+        <w:t>노멀</w:t>
+      </w:r>
+      <w:proofErr w:type="spellEnd"/>
+      <w:r>
+        <w:rPr>
+          <w:rFonts w:hint="eastAsia"/>
+          <w:sz w:val="22"/>
+          <w:szCs w:val="24"/>
+        </w:rPr>
+        <w:t xml:space="preserve"> 흔들기</w:t>
+      </w:r>
+    </w:p>
+    <w:p>
+      <w:pPr>
+        <w:pStyle w:val="a4"/>
+        <w:numPr>
+          <w:ilvl w:val="0"/>
+          <w:numId w:val="37"/>
+        </w:numPr>
+        <w:spacing w:after="0"/>
+        <w:ind w:leftChars="0"/>
+        <w:rPr>
+          <w:sz w:val="22"/>
+          <w:szCs w:val="24"/>
+        </w:rPr>
+      </w:pPr>
+      <w:r>
+        <w:rPr>
+          <w:rFonts w:hint="eastAsia"/>
+          <w:sz w:val="22"/>
+          <w:szCs w:val="24"/>
+        </w:rPr>
+        <w:t>그림자 매핑 구현(PCF)</w:t>
+      </w:r>
+    </w:p>
+    <w:p>
+      <w:pPr>
+        <w:pStyle w:val="a4"/>
+        <w:numPr>
+          <w:ilvl w:val="1"/>
+          <w:numId w:val="37"/>
+        </w:numPr>
+        <w:spacing w:after="0"/>
+        <w:ind w:leftChars="0"/>
+        <w:rPr>
+          <w:sz w:val="22"/>
+          <w:szCs w:val="24"/>
+        </w:rPr>
+      </w:pPr>
+      <w:r>
+        <w:rPr>
+          <w:rFonts w:hint="eastAsia"/>
+          <w:sz w:val="22"/>
+          <w:szCs w:val="24"/>
+        </w:rPr>
+        <w:t>커스텀 텍스처 생성 함수 구현</w:t>
       </w:r>
     </w:p>
     <w:p>
@@ -798,13 +1199,38 @@
           <w:szCs w:val="24"/>
         </w:rPr>
       </w:pPr>
-      <w:r>
-        <w:rPr>
-          <w:rFonts w:hint="eastAsia"/>
-          <w:sz w:val="22"/>
-          <w:szCs w:val="24"/>
-        </w:rPr>
-        <w:t>128바이트를 넘는 Callable 객체에 대해서는 동적 할당</w:t>
+      <w:proofErr w:type="spellStart"/>
+      <w:r>
+        <w:rPr>
+          <w:rFonts w:hint="eastAsia"/>
+          <w:sz w:val="22"/>
+          <w:szCs w:val="24"/>
+        </w:rPr>
+        <w:t>그림자맵</w:t>
+      </w:r>
+      <w:proofErr w:type="spellEnd"/>
+      <w:r>
+        <w:rPr>
+          <w:rFonts w:hint="eastAsia"/>
+          <w:sz w:val="22"/>
+          <w:szCs w:val="24"/>
+        </w:rPr>
+        <w:t xml:space="preserve"> 텍스처를 생성하여 shadow pass에선 depth buffer,</w:t>
+      </w:r>
+      <w:r>
+        <w:rPr>
+          <w:sz w:val="22"/>
+          <w:szCs w:val="24"/>
+        </w:rPr>
+        <w:br/>
+      </w:r>
+      <w:r>
+        <w:rPr>
+          <w:rFonts w:hint="eastAsia"/>
+          <w:sz w:val="22"/>
+          <w:szCs w:val="24"/>
+        </w:rPr>
+        <w:t>main pass에선 shader resource로 사용되도록 한다.</w:t>
       </w:r>
     </w:p>
     <w:p>
@@ -821,13 +1247,23 @@
           <w:szCs w:val="24"/>
         </w:rPr>
       </w:pPr>
-      <w:r>
-        <w:rPr>
-          <w:rFonts w:hint="eastAsia"/>
-          <w:sz w:val="22"/>
-          <w:szCs w:val="24"/>
-        </w:rPr>
-        <w:t>예외적 템플릿 사용</w:t>
+      <w:proofErr w:type="spellStart"/>
+      <w:r>
+        <w:rPr>
+          <w:rFonts w:hint="eastAsia"/>
+          <w:sz w:val="22"/>
+          <w:szCs w:val="24"/>
+        </w:rPr>
+        <w:t>PBRPipeline</w:t>
+      </w:r>
+      <w:proofErr w:type="spellEnd"/>
+      <w:r>
+        <w:rPr>
+          <w:rFonts w:hint="eastAsia"/>
+          <w:sz w:val="22"/>
+          <w:szCs w:val="24"/>
+        </w:rPr>
+        <w:t>을 2-pass 렌더링 파이프라인으로 수정</w:t>
       </w:r>
     </w:p>
     <w:p>
@@ -844,13 +1280,95 @@
           <w:szCs w:val="24"/>
         </w:rPr>
       </w:pPr>
-      <w:r>
-        <w:rPr>
-          <w:rFonts w:hint="eastAsia"/>
-          <w:sz w:val="22"/>
-          <w:szCs w:val="24"/>
-        </w:rPr>
-        <w:t>원래는 템플릿 사용을 최대한 자제하자고 했지만,</w:t>
+      <w:proofErr w:type="spellStart"/>
+      <w:r>
+        <w:rPr>
+          <w:rFonts w:hint="eastAsia"/>
+          <w:sz w:val="22"/>
+          <w:szCs w:val="24"/>
+        </w:rPr>
+        <w:t>sortDrawEvents</w:t>
+      </w:r>
+      <w:proofErr w:type="spellEnd"/>
+      <w:r>
+        <w:rPr>
+          <w:rFonts w:hint="eastAsia"/>
+          <w:sz w:val="22"/>
+          <w:szCs w:val="24"/>
+        </w:rPr>
+        <w:t xml:space="preserve">, </w:t>
+      </w:r>
+      <w:proofErr w:type="spellStart"/>
+      <w:r>
+        <w:rPr>
+          <w:rFonts w:hint="eastAsia"/>
+          <w:sz w:val="22"/>
+          <w:szCs w:val="24"/>
+        </w:rPr>
+        <w:t>shadowPass</w:t>
+      </w:r>
+      <w:proofErr w:type="spellEnd"/>
+      <w:r>
+        <w:rPr>
+          <w:rFonts w:hint="eastAsia"/>
+          <w:sz w:val="22"/>
+          <w:szCs w:val="24"/>
+        </w:rPr>
+        <w:t xml:space="preserve">, </w:t>
+      </w:r>
+      <w:proofErr w:type="spellStart"/>
+      <w:r>
+        <w:rPr>
+          <w:rFonts w:hint="eastAsia"/>
+          <w:sz w:val="22"/>
+          <w:szCs w:val="24"/>
+        </w:rPr>
+        <w:t>shadowPassMT</w:t>
+      </w:r>
+      <w:proofErr w:type="spellEnd"/>
+      <w:r>
+        <w:rPr>
+          <w:rFonts w:hint="eastAsia"/>
+          <w:sz w:val="22"/>
+          <w:szCs w:val="24"/>
+        </w:rPr>
+        <w:t xml:space="preserve">, </w:t>
+      </w:r>
+      <w:proofErr w:type="spellStart"/>
+      <w:r>
+        <w:rPr>
+          <w:rFonts w:hint="eastAsia"/>
+          <w:sz w:val="22"/>
+          <w:szCs w:val="24"/>
+        </w:rPr>
+        <w:t>mainPass</w:t>
+      </w:r>
+      <w:proofErr w:type="spellEnd"/>
+      <w:r>
+        <w:rPr>
+          <w:rFonts w:hint="eastAsia"/>
+          <w:sz w:val="22"/>
+          <w:szCs w:val="24"/>
+        </w:rPr>
+        <w:t xml:space="preserve">, </w:t>
+      </w:r>
+      <w:proofErr w:type="spellStart"/>
+      <w:r>
+        <w:rPr>
+          <w:rFonts w:hint="eastAsia"/>
+          <w:sz w:val="22"/>
+          <w:szCs w:val="24"/>
+        </w:rPr>
+        <w:t>mainPassMT</w:t>
+      </w:r>
+      <w:proofErr w:type="spellEnd"/>
+      <w:r>
+        <w:rPr>
+          <w:rFonts w:hint="eastAsia"/>
+          <w:sz w:val="22"/>
+          <w:szCs w:val="24"/>
+        </w:rPr>
+        <w:t>를</w:t>
       </w:r>
       <w:r>
         <w:rPr>
@@ -865,7 +1383,86 @@
           <w:sz w:val="22"/>
           <w:szCs w:val="24"/>
         </w:rPr>
-        <w:t>유틸리티적 성격이 강하고, 람다 객체를 수용하기 위해선</w:t>
+        <w:t>public하게 노출</w:t>
+      </w:r>
+    </w:p>
+    <w:p>
+      <w:pPr>
+        <w:pStyle w:val="a4"/>
+        <w:numPr>
+          <w:ilvl w:val="2"/>
+          <w:numId w:val="37"/>
+        </w:numPr>
+        <w:spacing w:after="0"/>
+        <w:ind w:leftChars="0"/>
+        <w:rPr>
+          <w:sz w:val="22"/>
+          <w:szCs w:val="24"/>
+        </w:rPr>
+      </w:pPr>
+      <w:r>
+        <w:rPr>
+          <w:rFonts w:hint="eastAsia"/>
+          <w:sz w:val="22"/>
+          <w:szCs w:val="24"/>
+        </w:rPr>
+        <w:t>파이프라인 리소스들을 패스별로 분리해 저장하도록 구조체 수정</w:t>
+      </w:r>
+    </w:p>
+    <w:p>
+      <w:pPr>
+        <w:pStyle w:val="a4"/>
+        <w:numPr>
+          <w:ilvl w:val="1"/>
+          <w:numId w:val="37"/>
+        </w:numPr>
+        <w:spacing w:after="0"/>
+        <w:ind w:leftChars="0"/>
+        <w:rPr>
+          <w:sz w:val="22"/>
+          <w:szCs w:val="24"/>
+        </w:rPr>
+      </w:pPr>
+      <w:proofErr w:type="spellStart"/>
+      <w:r>
+        <w:rPr>
+          <w:rFonts w:hint="eastAsia"/>
+          <w:sz w:val="22"/>
+          <w:szCs w:val="24"/>
+        </w:rPr>
+        <w:t>ComparisonSampler</w:t>
+      </w:r>
+      <w:proofErr w:type="spellEnd"/>
+      <w:r>
+        <w:rPr>
+          <w:rFonts w:hint="eastAsia"/>
+          <w:sz w:val="22"/>
+          <w:szCs w:val="24"/>
+        </w:rPr>
+        <w:t xml:space="preserve"> 이용 조명 기준 depth test 적용</w:t>
+      </w:r>
+    </w:p>
+    <w:p>
+      <w:pPr>
+        <w:pStyle w:val="a4"/>
+        <w:numPr>
+          <w:ilvl w:val="2"/>
+          <w:numId w:val="37"/>
+        </w:numPr>
+        <w:spacing w:after="0"/>
+        <w:ind w:leftChars="0"/>
+        <w:rPr>
+          <w:sz w:val="22"/>
+          <w:szCs w:val="24"/>
+        </w:rPr>
+      </w:pPr>
+      <w:r>
+        <w:rPr>
+          <w:rFonts w:hint="eastAsia"/>
+          <w:sz w:val="22"/>
+          <w:szCs w:val="24"/>
+        </w:rPr>
+        <w:t>그림자 여부를 직접 조명 계산식에 반영</w:t>
       </w:r>
       <w:r>
         <w:rPr>
@@ -880,7 +1477,230 @@
           <w:sz w:val="22"/>
           <w:szCs w:val="24"/>
         </w:rPr>
-        <w:t>어쩔 수 없이 템플릿을 쓸수밖에 없음</w:t>
+        <w:t>(간접 조명은 그림자 여부와 상관없이 색상에 더해진다.)</w:t>
+      </w:r>
+    </w:p>
+    <w:p>
+      <w:pPr>
+        <w:pStyle w:val="a4"/>
+        <w:numPr>
+          <w:ilvl w:val="1"/>
+          <w:numId w:val="37"/>
+        </w:numPr>
+        <w:spacing w:after="0"/>
+        <w:ind w:leftChars="0"/>
+        <w:rPr>
+          <w:sz w:val="22"/>
+          <w:szCs w:val="24"/>
+        </w:rPr>
+      </w:pPr>
+      <w:r>
+        <w:rPr>
+          <w:rFonts w:hint="eastAsia"/>
+          <w:sz w:val="22"/>
+          <w:szCs w:val="24"/>
+        </w:rPr>
+        <w:t>PCF 적용 (9픽셀 평균)</w:t>
+      </w:r>
+    </w:p>
+    <w:p>
+      <w:pPr>
+        <w:pStyle w:val="a4"/>
+        <w:numPr>
+          <w:ilvl w:val="1"/>
+          <w:numId w:val="37"/>
+        </w:numPr>
+        <w:spacing w:after="0"/>
+        <w:ind w:leftChars="0"/>
+        <w:rPr>
+          <w:sz w:val="22"/>
+          <w:szCs w:val="24"/>
+        </w:rPr>
+      </w:pPr>
+      <w:proofErr w:type="spellStart"/>
+      <w:r>
+        <w:rPr>
+          <w:rFonts w:hint="eastAsia"/>
+          <w:sz w:val="22"/>
+          <w:szCs w:val="24"/>
+        </w:rPr>
+        <w:t>멀티스레드</w:t>
+      </w:r>
+      <w:proofErr w:type="spellEnd"/>
+      <w:r>
+        <w:rPr>
+          <w:rFonts w:hint="eastAsia"/>
+          <w:sz w:val="22"/>
+          <w:szCs w:val="24"/>
+        </w:rPr>
+        <w:t xml:space="preserve"> 환경에서 </w:t>
+      </w:r>
+      <w:proofErr w:type="spellStart"/>
+      <w:r>
+        <w:rPr>
+          <w:rFonts w:hint="eastAsia"/>
+          <w:sz w:val="22"/>
+          <w:szCs w:val="24"/>
+        </w:rPr>
+        <w:t>그림자맵</w:t>
+      </w:r>
+      <w:proofErr w:type="spellEnd"/>
+      <w:r>
+        <w:rPr>
+          <w:rFonts w:hint="eastAsia"/>
+          <w:sz w:val="22"/>
+          <w:szCs w:val="24"/>
+        </w:rPr>
+        <w:t xml:space="preserve"> 상태 관리를 하기 위한 별도 명령 리스트 사용</w:t>
+      </w:r>
+    </w:p>
+    <w:p>
+      <w:pPr>
+        <w:pStyle w:val="a4"/>
+        <w:numPr>
+          <w:ilvl w:val="2"/>
+          <w:numId w:val="37"/>
+        </w:numPr>
+        <w:spacing w:after="0"/>
+        <w:ind w:leftChars="0"/>
+        <w:rPr>
+          <w:sz w:val="22"/>
+          <w:szCs w:val="24"/>
+        </w:rPr>
+      </w:pPr>
+      <w:r>
+        <w:rPr>
+          <w:rFonts w:hint="eastAsia"/>
+          <w:sz w:val="22"/>
+          <w:szCs w:val="24"/>
+        </w:rPr>
+        <w:t>ID3D12</w:t>
+      </w:r>
+      <w:proofErr w:type="gramStart"/>
+      <w:r>
+        <w:rPr>
+          <w:rFonts w:hint="eastAsia"/>
+          <w:sz w:val="22"/>
+          <w:szCs w:val="24"/>
+        </w:rPr>
+        <w:t>CommandQueue::</w:t>
+      </w:r>
+      <w:proofErr w:type="spellStart"/>
+      <w:proofErr w:type="gramEnd"/>
+      <w:r>
+        <w:rPr>
+          <w:rFonts w:hint="eastAsia"/>
+          <w:sz w:val="22"/>
+          <w:szCs w:val="24"/>
+        </w:rPr>
+        <w:t>ExecuteCommandLists</w:t>
+      </w:r>
+      <w:proofErr w:type="spellEnd"/>
+      <w:r>
+        <w:rPr>
+          <w:rFonts w:hint="eastAsia"/>
+          <w:sz w:val="22"/>
+          <w:szCs w:val="24"/>
+        </w:rPr>
+        <w:t>는 서로 다른 두 호출 사이의</w:t>
+      </w:r>
+      <w:r>
+        <w:rPr>
+          <w:sz w:val="22"/>
+          <w:szCs w:val="24"/>
+        </w:rPr>
+        <w:br/>
+      </w:r>
+      <w:r>
+        <w:rPr>
+          <w:rFonts w:hint="eastAsia"/>
+          <w:sz w:val="22"/>
+          <w:szCs w:val="24"/>
+        </w:rPr>
+        <w:t>순서는 보장되지만 같은 호출에서 실행되는 명령 리스트 간 실행 순서는</w:t>
+      </w:r>
+      <w:r>
+        <w:rPr>
+          <w:sz w:val="22"/>
+          <w:szCs w:val="24"/>
+        </w:rPr>
+        <w:br/>
+      </w:r>
+      <w:r>
+        <w:rPr>
+          <w:rFonts w:hint="eastAsia"/>
+          <w:sz w:val="22"/>
+          <w:szCs w:val="24"/>
+        </w:rPr>
+        <w:t>보장되지 않는다</w:t>
+      </w:r>
+    </w:p>
+    <w:p>
+      <w:pPr>
+        <w:widowControl/>
+        <w:wordWrap/>
+        <w:autoSpaceDE/>
+        <w:autoSpaceDN/>
+        <w:rPr>
+          <w:sz w:val="22"/>
+          <w:szCs w:val="24"/>
+        </w:rPr>
+      </w:pPr>
+      <w:r>
+        <w:rPr>
+          <w:sz w:val="22"/>
+          <w:szCs w:val="24"/>
+        </w:rPr>
+        <w:br w:type="page"/>
+      </w:r>
+    </w:p>
+    <w:p>
+      <w:pPr>
+        <w:pStyle w:val="a4"/>
+        <w:numPr>
+          <w:ilvl w:val="2"/>
+          <w:numId w:val="37"/>
+        </w:numPr>
+        <w:spacing w:after="0"/>
+        <w:ind w:leftChars="0"/>
+        <w:rPr>
+          <w:sz w:val="22"/>
+          <w:szCs w:val="24"/>
+        </w:rPr>
+      </w:pPr>
+      <w:proofErr w:type="spellStart"/>
+      <w:r>
+        <w:rPr>
+          <w:rFonts w:hint="eastAsia"/>
+          <w:sz w:val="22"/>
+          <w:szCs w:val="24"/>
+        </w:rPr>
+        <w:lastRenderedPageBreak/>
+        <w:t>그림자맵의</w:t>
+      </w:r>
+      <w:proofErr w:type="spellEnd"/>
+      <w:r>
+        <w:rPr>
+          <w:rFonts w:hint="eastAsia"/>
+          <w:sz w:val="22"/>
+          <w:szCs w:val="24"/>
+        </w:rPr>
+        <w:t xml:space="preserve"> 리소스 상태 전환은 항상 마지막에 이루어져야 하므로,</w:t>
+      </w:r>
+      <w:r>
+        <w:rPr>
+          <w:sz w:val="22"/>
+          <w:szCs w:val="24"/>
+        </w:rPr>
+        <w:br/>
+      </w:r>
+      <w:r>
+        <w:rPr>
+          <w:rFonts w:hint="eastAsia"/>
+          <w:sz w:val="22"/>
+          <w:szCs w:val="24"/>
+        </w:rPr>
+        <w:t>별도의 execute 호출로 분리한다.</w:t>
       </w:r>
     </w:p>
     <w:p>
@@ -903,7 +1723,7 @@
           <w:sz w:val="22"/>
           <w:szCs w:val="24"/>
         </w:rPr>
-        <w:t>ThreadPool 구현</w:t>
+        <w:t>1인칭 카메라 구현</w:t>
       </w:r>
     </w:p>
     <w:p>
@@ -926,7 +1746,68 @@
           <w:sz w:val="22"/>
           <w:szCs w:val="24"/>
         </w:rPr>
-        <w:t xml:space="preserve"> 내부적으로 lock free queue 사용, work stealing 구조</w:t>
+        <w:t>3인칭 카메라의 경우 pitch 회전에 대해 eye 오프셋을 회전시켰다면,</w:t>
+      </w:r>
+      <w:r>
+        <w:rPr>
+          <w:sz w:val="22"/>
+          <w:szCs w:val="24"/>
+        </w:rPr>
+        <w:br/>
+      </w:r>
+      <w:r>
+        <w:rPr>
+          <w:rFonts w:hint="eastAsia"/>
+          <w:sz w:val="22"/>
+          <w:szCs w:val="24"/>
+        </w:rPr>
+        <w:t>1인칭 카메라의 경우 pitch 회전에 대해서는 at 오프셋을 회전시킨다.</w:t>
+      </w:r>
+    </w:p>
+    <w:p>
+      <w:pPr>
+        <w:pStyle w:val="a4"/>
+        <w:numPr>
+          <w:ilvl w:val="0"/>
+          <w:numId w:val="37"/>
+        </w:numPr>
+        <w:spacing w:after="0"/>
+        <w:ind w:leftChars="0"/>
+        <w:rPr>
+          <w:sz w:val="22"/>
+          <w:szCs w:val="24"/>
+        </w:rPr>
+      </w:pPr>
+      <w:r>
+        <w:rPr>
+          <w:rFonts w:hint="eastAsia"/>
+          <w:sz w:val="22"/>
+          <w:szCs w:val="24"/>
+        </w:rPr>
+        <w:t>AABB 충돌 처리 구현</w:t>
+      </w:r>
+    </w:p>
+    <w:p>
+      <w:pPr>
+        <w:pStyle w:val="a4"/>
+        <w:numPr>
+          <w:ilvl w:val="1"/>
+          <w:numId w:val="37"/>
+        </w:numPr>
+        <w:spacing w:after="0"/>
+        <w:ind w:leftChars="0"/>
+        <w:rPr>
+          <w:sz w:val="22"/>
+          <w:szCs w:val="24"/>
+        </w:rPr>
+      </w:pPr>
+      <w:r>
+        <w:rPr>
+          <w:rFonts w:hint="eastAsia"/>
+          <w:sz w:val="22"/>
+          <w:szCs w:val="24"/>
+        </w:rPr>
+        <w:t>Physic System을 구축하고, 다음의 단계들을 거쳐 충돌 해소를 하도록 한다.</w:t>
       </w:r>
     </w:p>
     <w:p>
@@ -945,11 +1826,18 @@
       </w:pPr>
       <w:r>
         <w:rPr>
-          <w:rFonts w:hint="eastAsia"/>
-          <w:sz w:val="22"/>
-          <w:szCs w:val="24"/>
-        </w:rPr>
-        <w:t>Function128 객체로 제출된 작업들이 round robin으로 각 스레드에 분배된다.</w:t>
+          <w:sz w:val="22"/>
+          <w:szCs w:val="24"/>
+        </w:rPr>
+        <w:t>I</w:t>
+      </w:r>
+      <w:r>
+        <w:rPr>
+          <w:rFonts w:hint="eastAsia"/>
+          <w:sz w:val="22"/>
+          <w:szCs w:val="24"/>
+        </w:rPr>
+        <w:t>ntegrate(시간에 따른 변화량 누적)</w:t>
       </w:r>
     </w:p>
     <w:p>
@@ -962,32 +1850,89 @@
         <w:spacing w:after="0"/>
         <w:ind w:leftChars="0"/>
         <w:rPr>
-          <w:sz w:val="22"/>
-          <w:szCs w:val="24"/>
-        </w:rPr>
-      </w:pPr>
-      <w:r>
-        <w:rPr>
-          <w:rFonts w:hint="eastAsia"/>
-          <w:sz w:val="22"/>
-          <w:szCs w:val="24"/>
-        </w:rPr>
-        <w:t>스레드가 자신의 queue에 작업이 없으면, 다른 스레드의 queue에서 작업을 꺼내</w:t>
-      </w:r>
-      <w:r>
-        <w:rPr>
-          <w:sz w:val="22"/>
-          <w:szCs w:val="24"/>
-        </w:rPr>
-        <w:br/>
-      </w:r>
-      <w:r>
-        <w:rPr>
-          <w:rFonts w:hint="eastAsia"/>
-          <w:sz w:val="22"/>
-          <w:szCs w:val="24"/>
-        </w:rPr>
-        <w:t>처리한다.</w:t>
+          <w:rFonts w:hint="eastAsia"/>
+          <w:sz w:val="22"/>
+          <w:szCs w:val="24"/>
+        </w:rPr>
+      </w:pPr>
+      <w:r>
+        <w:rPr>
+          <w:sz w:val="22"/>
+          <w:szCs w:val="24"/>
+        </w:rPr>
+        <w:t>B</w:t>
+      </w:r>
+      <w:r>
+        <w:rPr>
+          <w:rFonts w:hint="eastAsia"/>
+          <w:sz w:val="22"/>
+          <w:szCs w:val="24"/>
+        </w:rPr>
+        <w:t>road-phase(충돌 후보군 검사)</w:t>
+      </w:r>
+    </w:p>
+    <w:p>
+      <w:pPr>
+        <w:pStyle w:val="a4"/>
+        <w:numPr>
+          <w:ilvl w:val="2"/>
+          <w:numId w:val="37"/>
+        </w:numPr>
+        <w:spacing w:after="0"/>
+        <w:ind w:leftChars="0"/>
+        <w:rPr>
+          <w:sz w:val="22"/>
+          <w:szCs w:val="24"/>
+        </w:rPr>
+      </w:pPr>
+      <w:r>
+        <w:rPr>
+          <w:rFonts w:hint="eastAsia"/>
+          <w:sz w:val="22"/>
+          <w:szCs w:val="24"/>
+        </w:rPr>
+        <w:t>Narrow-phase(충돌 검사)</w:t>
+      </w:r>
+    </w:p>
+    <w:p>
+      <w:pPr>
+        <w:pStyle w:val="a4"/>
+        <w:numPr>
+          <w:ilvl w:val="2"/>
+          <w:numId w:val="37"/>
+        </w:numPr>
+        <w:spacing w:after="0"/>
+        <w:ind w:leftChars="0"/>
+        <w:rPr>
+          <w:sz w:val="22"/>
+          <w:szCs w:val="24"/>
+        </w:rPr>
+      </w:pPr>
+      <w:r>
+        <w:rPr>
+          <w:rFonts w:hint="eastAsia"/>
+          <w:sz w:val="22"/>
+          <w:szCs w:val="24"/>
+        </w:rPr>
+        <w:t>Solve Collisions(</w:t>
+      </w:r>
+      <w:proofErr w:type="spellStart"/>
+      <w:r>
+        <w:rPr>
+          <w:rFonts w:hint="eastAsia"/>
+          <w:sz w:val="22"/>
+          <w:szCs w:val="24"/>
+        </w:rPr>
+        <w:t>mtv</w:t>
+      </w:r>
+      <w:proofErr w:type="spellEnd"/>
+      <w:r>
+        <w:rPr>
+          <w:rFonts w:hint="eastAsia"/>
+          <w:sz w:val="22"/>
+          <w:szCs w:val="24"/>
+        </w:rPr>
+        <w:t>로 충돌 해소)</w:t>
       </w:r>
     </w:p>
     <w:p>
@@ -1010,7 +1955,7 @@
           <w:sz w:val="22"/>
           <w:szCs w:val="24"/>
         </w:rPr>
-        <w:t>ThreadPool::worker 함수는 최종적으로 처리할 작업이 없을 시</w:t>
+        <w:t>현재 초기 구현으로 알고리즘은 O(n^2)으로 돌아가며, broad-phase는 단순하게</w:t>
       </w:r>
       <w:r>
         <w:rPr>
@@ -1025,7 +1970,7 @@
           <w:sz w:val="22"/>
           <w:szCs w:val="24"/>
         </w:rPr>
-        <w:t>std::this_thread::yield() 수행</w:t>
+        <w:t>모든 쌍을 충돌 후보군으로 등록한다.</w:t>
       </w:r>
     </w:p>
     <w:p>
@@ -1042,13 +1987,23 @@
           <w:szCs w:val="24"/>
         </w:rPr>
       </w:pPr>
-      <w:r>
-        <w:rPr>
-          <w:rFonts w:hint="eastAsia"/>
-          <w:sz w:val="22"/>
-          <w:szCs w:val="24"/>
-        </w:rPr>
-        <w:t>하지 않으면 엄청난 성능 하락이 있었다.</w:t>
+      <w:proofErr w:type="spellStart"/>
+      <w:r>
+        <w:rPr>
+          <w:rFonts w:hint="eastAsia"/>
+          <w:sz w:val="22"/>
+          <w:szCs w:val="24"/>
+        </w:rPr>
+        <w:t>인스턴싱을</w:t>
+      </w:r>
+      <w:proofErr w:type="spellEnd"/>
+      <w:r>
+        <w:rPr>
+          <w:rFonts w:hint="eastAsia"/>
+          <w:sz w:val="22"/>
+          <w:szCs w:val="24"/>
+        </w:rPr>
+        <w:t xml:space="preserve"> 테스트했던 9*9*8개의 큐브를 렌더링하는 환경의 경우,</w:t>
       </w:r>
       <w:r>
         <w:rPr>
@@ -1063,22 +2018,7 @@
           <w:sz w:val="22"/>
           <w:szCs w:val="24"/>
         </w:rPr>
-        <w:t xml:space="preserve">물리 코어 개수 </w:t>
-      </w:r>
-      <w:r>
-        <w:rPr>
-          <w:sz w:val="22"/>
-          <w:szCs w:val="24"/>
-        </w:rPr>
-        <w:t>–</w:t>
-      </w:r>
-      <w:r>
-        <w:rPr>
-          <w:rFonts w:hint="eastAsia"/>
-          <w:sz w:val="22"/>
-          <w:szCs w:val="24"/>
-        </w:rPr>
-        <w:t xml:space="preserve"> 1개 만큼 딱 만들었는데도.</w:t>
+        <w:t>648*647=419,256 쌍에 대해 충돌 처리를 한다.</w:t>
       </w:r>
       <w:r>
         <w:rPr>
@@ -1093,7 +2033,7 @@
           <w:sz w:val="22"/>
           <w:szCs w:val="24"/>
         </w:rPr>
-        <w:t>d3d12나 이상한 것들이 몰래 스레드를 만들기 때문에 그런 것 같다.</w:t>
+        <w:t>때문에 FPS가 1조차도 넘지 못한다.</w:t>
       </w:r>
     </w:p>
     <w:p>
@@ -1116,7 +2056,7 @@
           <w:sz w:val="22"/>
           <w:szCs w:val="24"/>
         </w:rPr>
-        <w:t>멀티스레드 렌더링 구현: cpu-gpu 데이터 업데이트, gpu 명령 기록</w:t>
+        <w:t>Bounding Box Rendering</w:t>
       </w:r>
     </w:p>
     <w:p>
@@ -1139,7 +2079,7 @@
           <w:sz w:val="22"/>
           <w:szCs w:val="24"/>
         </w:rPr>
-        <w:t>기본적으로 std::latch를 활용한 fork &amp; join 방식</w:t>
+        <w:t>Model 구조체에 Bounding Box들의 정보를 넣어놓는다.</w:t>
       </w:r>
     </w:p>
     <w:p>
@@ -1162,68 +2102,25 @@
           <w:sz w:val="22"/>
           <w:szCs w:val="24"/>
         </w:rPr>
-        <w:t>Per Instance Data 업로드 버퍼(StructuredBuffer)에 wvp, wv, wvNormal과 같은 행렬들을</w:t>
-      </w:r>
-      <w:r>
-        <w:rPr>
-          <w:sz w:val="22"/>
-          <w:szCs w:val="24"/>
-        </w:rPr>
-        <w:br/>
-      </w:r>
-      <w:r>
-        <w:rPr>
-          <w:rFonts w:hint="eastAsia"/>
-          <w:sz w:val="22"/>
-          <w:szCs w:val="24"/>
-        </w:rPr>
-        <w:t>계산해 쓰는 동작을 멀티스레드로 수행</w:t>
-      </w:r>
-    </w:p>
-    <w:p>
-      <w:pPr>
-        <w:pStyle w:val="a4"/>
-        <w:numPr>
-          <w:ilvl w:val="2"/>
-          <w:numId w:val="37"/>
-        </w:numPr>
-        <w:spacing w:after="0"/>
-        <w:ind w:leftChars="0"/>
-        <w:rPr>
-          <w:sz w:val="22"/>
-          <w:szCs w:val="24"/>
-        </w:rPr>
-      </w:pPr>
-      <w:r>
-        <w:rPr>
-          <w:rFonts w:hint="eastAsia"/>
-          <w:sz w:val="22"/>
-          <w:szCs w:val="24"/>
-        </w:rPr>
-        <w:t>객체들을 일정 개수 단위로 나누어 std::vector&lt;PerInstanceData&gt;의 서로 겹치지 않는</w:t>
-      </w:r>
-      <w:r>
-        <w:rPr>
-          <w:sz w:val="22"/>
-          <w:szCs w:val="24"/>
-        </w:rPr>
-        <w:br/>
-      </w:r>
-      <w:r>
-        <w:rPr>
-          <w:rFonts w:hint="eastAsia"/>
-          <w:sz w:val="22"/>
-          <w:szCs w:val="24"/>
-        </w:rPr>
-        <w:t>영역에 쓰기 동작 수행</w:t>
-      </w:r>
-      <w:r>
-        <w:rPr>
-          <w:rFonts w:hint="eastAsia"/>
-          <w:sz w:val="22"/>
-          <w:szCs w:val="24"/>
-        </w:rPr>
-        <w:t>하는 작업 구축, ThreadPool에 제출</w:t>
+        <w:t xml:space="preserve">Bounding Box 렌더링은 </w:t>
+      </w:r>
+      <w:proofErr w:type="spellStart"/>
+      <w:r>
+        <w:rPr>
+          <w:rFonts w:hint="eastAsia"/>
+          <w:sz w:val="22"/>
+          <w:szCs w:val="24"/>
+        </w:rPr>
+        <w:t>BVPipeline</w:t>
+      </w:r>
+      <w:proofErr w:type="spellEnd"/>
+      <w:r>
+        <w:rPr>
+          <w:rFonts w:hint="eastAsia"/>
+          <w:sz w:val="22"/>
+          <w:szCs w:val="24"/>
+        </w:rPr>
+        <w:t>에서 이루어진다.</w:t>
       </w:r>
     </w:p>
     <w:p>
@@ -1246,14 +2143,50 @@
           <w:sz w:val="22"/>
           <w:szCs w:val="24"/>
         </w:rPr>
-        <w:t>명령 기록을 멀티스레드로 수행</w:t>
+        <w:t xml:space="preserve">게임 객체마다 </w:t>
+      </w:r>
+      <w:proofErr w:type="spellStart"/>
+      <w:r>
+        <w:rPr>
+          <w:rFonts w:hint="eastAsia"/>
+          <w:sz w:val="22"/>
+          <w:szCs w:val="24"/>
+        </w:rPr>
+        <w:t>willRenderBV</w:t>
+      </w:r>
+      <w:proofErr w:type="spellEnd"/>
+      <w:r>
+        <w:rPr>
+          <w:rFonts w:hint="eastAsia"/>
+          <w:sz w:val="22"/>
+          <w:szCs w:val="24"/>
+        </w:rPr>
+        <w:t xml:space="preserve">_ 플래그를 두어 </w:t>
+      </w:r>
+      <w:proofErr w:type="spellStart"/>
+      <w:r>
+        <w:rPr>
+          <w:rFonts w:hint="eastAsia"/>
+          <w:sz w:val="22"/>
+          <w:szCs w:val="24"/>
+        </w:rPr>
+        <w:t>바운딩</w:t>
+      </w:r>
+      <w:proofErr w:type="spellEnd"/>
+      <w:r>
+        <w:rPr>
+          <w:rFonts w:hint="eastAsia"/>
+          <w:sz w:val="22"/>
+          <w:szCs w:val="24"/>
+        </w:rPr>
+        <w:t xml:space="preserve"> 박스를 그릴지 말지 여부를 설정한다.</w:t>
       </w:r>
     </w:p>
     <w:p>
       <w:pPr>
         <w:pStyle w:val="a4"/>
         <w:numPr>
-          <w:ilvl w:val="2"/>
+          <w:ilvl w:val="0"/>
           <w:numId w:val="37"/>
         </w:numPr>
         <w:spacing w:after="0"/>
@@ -1263,67 +2196,23 @@
           <w:szCs w:val="24"/>
         </w:rPr>
       </w:pPr>
-      <w:r>
-        <w:rPr>
-          <w:rFonts w:hint="eastAsia"/>
-          <w:sz w:val="22"/>
-          <w:szCs w:val="24"/>
-        </w:rPr>
-        <w:t>DrawEvent를 일정 개수 단위로 나누어 CommandList를 할당받고</w:t>
-      </w:r>
-      <w:r>
-        <w:rPr>
-          <w:sz w:val="22"/>
-          <w:szCs w:val="24"/>
-        </w:rPr>
-        <w:br/>
-      </w:r>
-      <w:r>
-        <w:rPr>
-          <w:rFonts w:hint="eastAsia"/>
-          <w:sz w:val="22"/>
-          <w:szCs w:val="24"/>
-        </w:rPr>
-        <w:lastRenderedPageBreak/>
-        <w:t>파이프라인 세팅 명령과 드로우콜 명령들을 기록하는 작업 구축, ThreadPool에 제출</w:t>
-      </w:r>
-    </w:p>
-    <w:p>
-      <w:pPr>
-        <w:pStyle w:val="a4"/>
-        <w:numPr>
-          <w:ilvl w:val="2"/>
-          <w:numId w:val="37"/>
-        </w:numPr>
-        <w:spacing w:after="0"/>
-        <w:ind w:leftChars="0"/>
-        <w:rPr>
-          <w:sz w:val="22"/>
-          <w:szCs w:val="24"/>
-        </w:rPr>
-      </w:pPr>
-      <w:r>
-        <w:rPr>
-          <w:rFonts w:hint="eastAsia"/>
-          <w:sz w:val="22"/>
-          <w:szCs w:val="24"/>
-        </w:rPr>
-        <w:t>동기화 후 기록된 CommandList를 모아 메인 렌더링 스레드에서</w:t>
-      </w:r>
-      <w:r>
-        <w:rPr>
-          <w:sz w:val="22"/>
-          <w:szCs w:val="24"/>
-        </w:rPr>
-        <w:br/>
-      </w:r>
-      <w:r>
-        <w:rPr>
-          <w:rFonts w:hint="eastAsia"/>
-          <w:sz w:val="22"/>
-          <w:szCs w:val="24"/>
-        </w:rPr>
-        <w:t>ExecuteCommandLists로 한번에 실행</w:t>
+      <w:proofErr w:type="spellStart"/>
+      <w:r>
+        <w:rPr>
+          <w:rFonts w:hint="eastAsia"/>
+          <w:sz w:val="22"/>
+          <w:szCs w:val="24"/>
+        </w:rPr>
+        <w:t>에셋</w:t>
+      </w:r>
+      <w:proofErr w:type="spellEnd"/>
+      <w:r>
+        <w:rPr>
+          <w:rFonts w:hint="eastAsia"/>
+          <w:sz w:val="22"/>
+          <w:szCs w:val="24"/>
+        </w:rPr>
+        <w:t xml:space="preserve"> 로딩 구조 변경</w:t>
       </w:r>
     </w:p>
     <w:p>
@@ -1336,17 +2225,36 @@
         <w:spacing w:after="0"/>
         <w:ind w:leftChars="0"/>
         <w:rPr>
-          <w:sz w:val="22"/>
-          <w:szCs w:val="24"/>
-        </w:rPr>
-      </w:pPr>
-      <w:r>
-        <w:rPr>
-          <w:rFonts w:hint="eastAsia"/>
-          <w:sz w:val="22"/>
-          <w:szCs w:val="24"/>
-        </w:rPr>
-        <w:t>파이프라인별 Dispatcher 객체가 작업 분배 크기를 결정하고, 싱글스레드로 실행할지</w:t>
+          <w:rFonts w:hint="eastAsia"/>
+          <w:sz w:val="22"/>
+          <w:szCs w:val="24"/>
+        </w:rPr>
+      </w:pPr>
+      <w:r>
+        <w:rPr>
+          <w:rFonts w:hint="eastAsia"/>
+          <w:sz w:val="22"/>
+          <w:szCs w:val="24"/>
+        </w:rPr>
+        <w:t xml:space="preserve">기존의 GFX 객체에서 모든 필요한 리소스를 알아서 </w:t>
+      </w:r>
+      <w:proofErr w:type="spellStart"/>
+      <w:r>
+        <w:rPr>
+          <w:rFonts w:hint="eastAsia"/>
+          <w:sz w:val="22"/>
+          <w:szCs w:val="24"/>
+        </w:rPr>
+        <w:t>로드하는</w:t>
+      </w:r>
+      <w:proofErr w:type="spellEnd"/>
+      <w:r>
+        <w:rPr>
+          <w:rFonts w:hint="eastAsia"/>
+          <w:sz w:val="22"/>
+          <w:szCs w:val="24"/>
+        </w:rPr>
+        <w:t xml:space="preserve"> 방식에서,</w:t>
       </w:r>
       <w:r>
         <w:rPr>
@@ -1361,75 +2269,7 @@
           <w:sz w:val="22"/>
           <w:szCs w:val="24"/>
         </w:rPr>
-        <w:t>멀티스레드로 실행할지 여부를 결정</w:t>
-      </w:r>
-    </w:p>
-    <w:p>
-      <w:pPr>
-        <w:pStyle w:val="a4"/>
-        <w:numPr>
-          <w:ilvl w:val="2"/>
-          <w:numId w:val="37"/>
-        </w:numPr>
-        <w:spacing w:after="0"/>
-        <w:ind w:leftChars="0"/>
-        <w:rPr>
-          <w:sz w:val="22"/>
-          <w:szCs w:val="24"/>
-        </w:rPr>
-      </w:pPr>
-      <w:r>
-        <w:rPr>
-          <w:rFonts w:hint="eastAsia"/>
-          <w:sz w:val="22"/>
-          <w:szCs w:val="24"/>
-        </w:rPr>
-        <w:t>말 그대로 Dispatcher는 작업 분배기 역할</w:t>
-      </w:r>
-    </w:p>
-    <w:p>
-      <w:pPr>
-        <w:pStyle w:val="a4"/>
-        <w:numPr>
-          <w:ilvl w:val="1"/>
-          <w:numId w:val="37"/>
-        </w:numPr>
-        <w:spacing w:after="0"/>
-        <w:ind w:leftChars="0"/>
-        <w:rPr>
-          <w:sz w:val="22"/>
-          <w:szCs w:val="24"/>
-        </w:rPr>
-      </w:pPr>
-      <w:r>
-        <w:rPr>
-          <w:sz w:val="22"/>
-          <w:szCs w:val="24"/>
-        </w:rPr>
-        <w:t>AMD Ryzen 7 7800X3D 8-Core Processor (4.20 GHz)</w:t>
-      </w:r>
-      <w:r>
-        <w:rPr>
-          <w:rFonts w:hint="eastAsia"/>
-          <w:sz w:val="22"/>
-          <w:szCs w:val="24"/>
-        </w:rPr>
-        <w:t>, Geforce RTX 4070Ti Super 기준</w:t>
-      </w:r>
-      <w:r>
-        <w:rPr>
-          <w:sz w:val="22"/>
-          <w:szCs w:val="24"/>
-        </w:rPr>
-        <w:br/>
-      </w:r>
-      <w:r>
-        <w:rPr>
-          <w:rFonts w:hint="eastAsia"/>
-          <w:sz w:val="22"/>
-          <w:szCs w:val="24"/>
-        </w:rPr>
-        <w:t>140FPS -&gt; 200FPS 성능 향상</w:t>
+        <w:t>게임 객체가 GFX 객체에 리소스 로드를 요청하는 방식으로 수정</w:t>
       </w:r>
     </w:p>
     <w:p>
@@ -1447,251 +2287,6 @@
         </w:rPr>
       </w:pPr>
       <w:r>
-        <w:rPr>
-          <w:sz w:val="22"/>
-          <w:szCs w:val="24"/>
-        </w:rPr>
-        <w:t>P</w:t>
-      </w:r>
-      <w:r>
-        <w:rPr>
-          <w:rFonts w:hint="eastAsia"/>
-          <w:sz w:val="22"/>
-          <w:szCs w:val="24"/>
-        </w:rPr>
-        <w:t xml:space="preserve">hysical update와 update 분리 </w:t>
-      </w:r>
-    </w:p>
-    <w:p>
-      <w:pPr>
-        <w:pStyle w:val="a4"/>
-        <w:numPr>
-          <w:ilvl w:val="1"/>
-          <w:numId w:val="37"/>
-        </w:numPr>
-        <w:spacing w:after="0"/>
-        <w:ind w:leftChars="0"/>
-        <w:rPr>
-          <w:sz w:val="22"/>
-          <w:szCs w:val="24"/>
-        </w:rPr>
-      </w:pPr>
-      <w:r>
-        <w:rPr>
-          <w:rFonts w:hint="eastAsia"/>
-          <w:sz w:val="22"/>
-          <w:szCs w:val="24"/>
-        </w:rPr>
-        <w:t>물리 업데이트는 고정 주기로 호출해야 안정적이고 약간의 성능 향상 효과를 볼 수 있음</w:t>
-      </w:r>
-    </w:p>
-    <w:p>
-      <w:pPr>
-        <w:pStyle w:val="a4"/>
-        <w:numPr>
-          <w:ilvl w:val="1"/>
-          <w:numId w:val="37"/>
-        </w:numPr>
-        <w:spacing w:after="0"/>
-        <w:ind w:leftChars="0"/>
-        <w:rPr>
-          <w:sz w:val="22"/>
-          <w:szCs w:val="24"/>
-        </w:rPr>
-      </w:pPr>
-      <w:r>
-        <w:rPr>
-          <w:rFonts w:hint="eastAsia"/>
-          <w:sz w:val="22"/>
-          <w:szCs w:val="24"/>
-        </w:rPr>
-        <w:t>update에서 시간을 누산하여 physical update 주기가 1회 이상 지나면 지난 횟수만큼</w:t>
-      </w:r>
-      <w:r>
-        <w:rPr>
-          <w:sz w:val="22"/>
-          <w:szCs w:val="24"/>
-        </w:rPr>
-        <w:br/>
-      </w:r>
-      <w:r>
-        <w:rPr>
-          <w:rFonts w:hint="eastAsia"/>
-          <w:sz w:val="22"/>
-          <w:szCs w:val="24"/>
-        </w:rPr>
-        <w:t>physical update가 호출되도록 구현</w:t>
-      </w:r>
-    </w:p>
-    <w:p>
-      <w:pPr>
-        <w:pStyle w:val="a4"/>
-        <w:numPr>
-          <w:ilvl w:val="0"/>
-          <w:numId w:val="37"/>
-        </w:numPr>
-        <w:spacing w:after="0"/>
-        <w:ind w:leftChars="0"/>
-        <w:rPr>
-          <w:sz w:val="22"/>
-          <w:szCs w:val="24"/>
-        </w:rPr>
-      </w:pPr>
-      <w:r>
-        <w:rPr>
-          <w:rFonts w:hint="eastAsia"/>
-          <w:sz w:val="22"/>
-          <w:szCs w:val="24"/>
-        </w:rPr>
-        <w:t>Cook-Torrance BRDF 모델을 기저로 하는 PBRShader 작성</w:t>
-      </w:r>
-    </w:p>
-    <w:p>
-      <w:pPr>
-        <w:pStyle w:val="a4"/>
-        <w:numPr>
-          <w:ilvl w:val="1"/>
-          <w:numId w:val="37"/>
-        </w:numPr>
-        <w:spacing w:after="0"/>
-        <w:ind w:leftChars="0"/>
-        <w:rPr>
-          <w:sz w:val="22"/>
-          <w:szCs w:val="24"/>
-        </w:rPr>
-      </w:pPr>
-      <w:r>
-        <w:rPr>
-          <w:rFonts w:hint="eastAsia"/>
-          <w:sz w:val="22"/>
-          <w:szCs w:val="24"/>
-        </w:rPr>
-        <w:t>pbrLighting.hlsli, pbr.hlsl 코드 작성</w:t>
-      </w:r>
-    </w:p>
-    <w:p>
-      <w:pPr>
-        <w:pStyle w:val="a4"/>
-        <w:numPr>
-          <w:ilvl w:val="1"/>
-          <w:numId w:val="37"/>
-        </w:numPr>
-        <w:spacing w:after="0"/>
-        <w:ind w:leftChars="0"/>
-        <w:rPr>
-          <w:sz w:val="22"/>
-          <w:szCs w:val="24"/>
-        </w:rPr>
-      </w:pPr>
-      <w:r>
-        <w:rPr>
-          <w:rFonts w:hint="eastAsia"/>
-          <w:sz w:val="22"/>
-          <w:szCs w:val="24"/>
-        </w:rPr>
-        <w:t>PBR 셰이더에 대응되는 C++ 셰이더 생성 함수 createPBRShader 작성</w:t>
-      </w:r>
-    </w:p>
-    <w:p>
-      <w:pPr>
-        <w:pStyle w:val="a4"/>
-        <w:numPr>
-          <w:ilvl w:val="1"/>
-          <w:numId w:val="37"/>
-        </w:numPr>
-        <w:spacing w:after="0"/>
-        <w:ind w:leftChars="0"/>
-        <w:rPr>
-          <w:sz w:val="22"/>
-          <w:szCs w:val="24"/>
-        </w:rPr>
-      </w:pPr>
-      <w:r>
-        <w:rPr>
-          <w:rFonts w:hint="eastAsia"/>
-          <w:sz w:val="22"/>
-          <w:szCs w:val="24"/>
-        </w:rPr>
-        <w:t>PBRPipeline 네임스페이스 및 PBR 파이프라인에 연관된 DrawEvent, CameraData, LightData 구조체 추가</w:t>
-      </w:r>
-    </w:p>
-    <w:p>
-      <w:pPr>
-        <w:pStyle w:val="a4"/>
-        <w:numPr>
-          <w:ilvl w:val="0"/>
-          <w:numId w:val="37"/>
-        </w:numPr>
-        <w:spacing w:after="0"/>
-        <w:ind w:leftChars="0"/>
-        <w:rPr>
-          <w:sz w:val="22"/>
-          <w:szCs w:val="24"/>
-        </w:rPr>
-      </w:pPr>
-      <w:r>
-        <w:rPr>
-          <w:rFonts w:hint="eastAsia"/>
-          <w:sz w:val="22"/>
-          <w:szCs w:val="24"/>
-        </w:rPr>
-        <w:t>조명 구현</w:t>
-      </w:r>
-    </w:p>
-    <w:p>
-      <w:pPr>
-        <w:pStyle w:val="a4"/>
-        <w:numPr>
-          <w:ilvl w:val="1"/>
-          <w:numId w:val="37"/>
-        </w:numPr>
-        <w:spacing w:after="0"/>
-        <w:ind w:leftChars="0"/>
-        <w:rPr>
-          <w:sz w:val="22"/>
-          <w:szCs w:val="24"/>
-        </w:rPr>
-      </w:pPr>
-      <w:r>
-        <w:rPr>
-          <w:rFonts w:hint="eastAsia"/>
-          <w:sz w:val="22"/>
-          <w:szCs w:val="24"/>
-        </w:rPr>
-        <w:t>점조명, 방향광, 집중조명</w:t>
-      </w:r>
-    </w:p>
-    <w:p>
-      <w:pPr>
-        <w:pStyle w:val="a4"/>
-        <w:numPr>
-          <w:ilvl w:val="1"/>
-          <w:numId w:val="37"/>
-        </w:numPr>
-        <w:spacing w:after="0"/>
-        <w:ind w:leftChars="0"/>
-        <w:rPr>
-          <w:sz w:val="22"/>
-          <w:szCs w:val="24"/>
-        </w:rPr>
-      </w:pPr>
-      <w:r>
-        <w:rPr>
-          <w:rFonts w:hint="eastAsia"/>
-          <w:sz w:val="22"/>
-          <w:szCs w:val="24"/>
-        </w:rPr>
-        <w:t>현재 씬에는 방향광 하나만 넣어놓음</w:t>
-      </w:r>
-    </w:p>
-    <w:p>
-      <w:pPr>
-        <w:widowControl/>
-        <w:wordWrap/>
-        <w:autoSpaceDE/>
-        <w:autoSpaceDN/>
-      </w:pPr>
-      <w:r>
         <w:br w:type="page"/>
       </w:r>
     </w:p>
@@ -1732,7 +2327,7 @@
           <w:sz w:val="22"/>
           <w:szCs w:val="24"/>
         </w:rPr>
-        <w:t>유니티에서의 모델 익스포트 스크립트 작성</w:t>
+        <w:t>빌보드 구현</w:t>
       </w:r>
     </w:p>
     <w:p>
@@ -1755,7 +2350,43 @@
           <w:sz w:val="22"/>
           <w:szCs w:val="24"/>
         </w:rPr>
-        <w:t>유니티의 에디터 툴로 텍스처 이름과 경로 매핑, 추출된 바이너리 파일 저장 경로 설정을</w:t>
+        <w:t xml:space="preserve">점 </w:t>
+      </w:r>
+      <w:proofErr w:type="spellStart"/>
+      <w:r>
+        <w:rPr>
+          <w:rFonts w:hint="eastAsia"/>
+          <w:sz w:val="22"/>
+          <w:szCs w:val="24"/>
+        </w:rPr>
+        <w:t>메시에</w:t>
+      </w:r>
+      <w:proofErr w:type="spellEnd"/>
+      <w:r>
+        <w:rPr>
+          <w:rFonts w:hint="eastAsia"/>
+          <w:sz w:val="22"/>
+          <w:szCs w:val="24"/>
+        </w:rPr>
+        <w:t xml:space="preserve"> 대해, 기하 </w:t>
+      </w:r>
+      <w:proofErr w:type="spellStart"/>
+      <w:r>
+        <w:rPr>
+          <w:rFonts w:hint="eastAsia"/>
+          <w:sz w:val="22"/>
+          <w:szCs w:val="24"/>
+        </w:rPr>
+        <w:t>셰이더에서</w:t>
+      </w:r>
+      <w:proofErr w:type="spellEnd"/>
+      <w:r>
+        <w:rPr>
+          <w:rFonts w:hint="eastAsia"/>
+          <w:sz w:val="22"/>
+          <w:szCs w:val="24"/>
+        </w:rPr>
+        <w:t xml:space="preserve"> 사각형으로 확장하고 항상 카메라를 바라보도록</w:t>
       </w:r>
       <w:r>
         <w:rPr>
@@ -1770,66 +2401,48 @@
           <w:sz w:val="22"/>
           <w:szCs w:val="24"/>
         </w:rPr>
-        <w:t>할 수 있도록 구현</w:t>
+        <w:t>빌보드 구현</w:t>
       </w:r>
     </w:p>
     <w:p>
       <w:pPr>
+        <w:pStyle w:val="a4"/>
+        <w:numPr>
+          <w:ilvl w:val="1"/>
+          <w:numId w:val="36"/>
+        </w:numPr>
         <w:spacing w:after="0"/>
-        <w:jc w:val="center"/>
-        <w:rPr>
-          <w:sz w:val="22"/>
-          <w:szCs w:val="24"/>
-        </w:rPr>
-      </w:pPr>
-      <w:r>
-        <w:rPr>
-          <w:rFonts w:hint="eastAsia"/>
-          <w:noProof/>
-          <w:sz w:val="22"/>
-          <w:szCs w:val="24"/>
-        </w:rPr>
-        <w:drawing>
-          <wp:inline distT="0" distB="0" distL="0" distR="0" wp14:anchorId="683A80AA" wp14:editId="6A3607FC">
-            <wp:extent cx="6515100" cy="2984272"/>
-            <wp:effectExtent l="0" t="0" r="0" b="6985"/>
-            <wp:docPr id="564719629" name="그림 1" descr="소프트웨어, 텍스트, 멀티미디어 소프트웨어, 컴퓨터 아이콘이(가) 표시된 사진&#10;&#10;AI 생성 콘텐츠는 정확하지 않을 수 있습니다."/>
-            <wp:cNvGraphicFramePr>
-              <a:graphicFrameLocks xmlns:a="http://schemas.openxmlformats.org/drawingml/2006/main" noChangeAspect="1"/>
-            </wp:cNvGraphicFramePr>
-            <a:graphic xmlns:a="http://schemas.openxmlformats.org/drawingml/2006/main">
-              <a:graphicData uri="http://schemas.openxmlformats.org/drawingml/2006/picture">
-                <pic:pic xmlns:pic="http://schemas.openxmlformats.org/drawingml/2006/picture">
-                  <pic:nvPicPr>
-                    <pic:cNvPr id="564719629" name="그림 1" descr="소프트웨어, 텍스트, 멀티미디어 소프트웨어, 컴퓨터 아이콘이(가) 표시된 사진&#10;&#10;AI 생성 콘텐츠는 정확하지 않을 수 있습니다."/>
-                    <pic:cNvPicPr/>
-                  </pic:nvPicPr>
-                  <pic:blipFill>
-                    <a:blip r:embed="rId8">
-                      <a:extLst>
-                        <a:ext uri="{28A0092B-C50C-407E-A947-70E740481C1C}">
-                          <a14:useLocalDpi xmlns:a14="http://schemas.microsoft.com/office/drawing/2010/main" val="0"/>
-                        </a:ext>
-                      </a:extLst>
-                    </a:blip>
-                    <a:stretch>
-                      <a:fillRect/>
-                    </a:stretch>
-                  </pic:blipFill>
-                  <pic:spPr>
-                    <a:xfrm>
-                      <a:off x="0" y="0"/>
-                      <a:ext cx="6522098" cy="2987477"/>
-                    </a:xfrm>
-                    <a:prstGeom prst="rect">
-                      <a:avLst/>
-                    </a:prstGeom>
-                  </pic:spPr>
-                </pic:pic>
-              </a:graphicData>
-            </a:graphic>
-          </wp:inline>
-        </w:drawing>
+        <w:ind w:leftChars="0"/>
+        <w:rPr>
+          <w:sz w:val="22"/>
+          <w:szCs w:val="24"/>
+        </w:rPr>
+      </w:pPr>
+      <w:r>
+        <w:rPr>
+          <w:rFonts w:hint="eastAsia"/>
+          <w:sz w:val="22"/>
+          <w:szCs w:val="24"/>
+        </w:rPr>
+        <w:t xml:space="preserve">빌보드 렌더링은 </w:t>
+      </w:r>
+      <w:proofErr w:type="spellStart"/>
+      <w:r>
+        <w:rPr>
+          <w:rFonts w:hint="eastAsia"/>
+          <w:sz w:val="22"/>
+          <w:szCs w:val="24"/>
+        </w:rPr>
+        <w:t>BillboardPipeline</w:t>
+      </w:r>
+      <w:proofErr w:type="spellEnd"/>
+      <w:r>
+        <w:rPr>
+          <w:rFonts w:hint="eastAsia"/>
+          <w:sz w:val="22"/>
+          <w:szCs w:val="24"/>
+        </w:rPr>
+        <w:t>에서 이루어진다.</w:t>
       </w:r>
     </w:p>
     <w:p>
@@ -1846,13 +2459,23 @@
           <w:szCs w:val="24"/>
         </w:rPr>
       </w:pPr>
-      <w:r>
-        <w:rPr>
-          <w:rFonts w:hint="eastAsia"/>
-          <w:sz w:val="22"/>
-          <w:szCs w:val="24"/>
-        </w:rPr>
-        <w:t>클라이언트에서의 모델 임포트 코드 작성</w:t>
+      <w:proofErr w:type="spellStart"/>
+      <w:r>
+        <w:rPr>
+          <w:rFonts w:hint="eastAsia"/>
+          <w:sz w:val="22"/>
+          <w:szCs w:val="24"/>
+        </w:rPr>
+        <w:t>스카이박스</w:t>
+      </w:r>
+      <w:proofErr w:type="spellEnd"/>
+      <w:r>
+        <w:rPr>
+          <w:rFonts w:hint="eastAsia"/>
+          <w:sz w:val="22"/>
+          <w:szCs w:val="24"/>
+        </w:rPr>
+        <w:t xml:space="preserve"> 구현</w:t>
       </w:r>
     </w:p>
     <w:p>
@@ -1875,7 +2498,99 @@
           <w:sz w:val="22"/>
           <w:szCs w:val="24"/>
         </w:rPr>
-        <w:t>유니티에서 추출한 모델 바이너리 파일을 임포트</w:t>
+        <w:t xml:space="preserve">유니티에서 </w:t>
+      </w:r>
+      <w:proofErr w:type="spellStart"/>
+      <w:r>
+        <w:rPr>
+          <w:rFonts w:hint="eastAsia"/>
+          <w:sz w:val="22"/>
+          <w:szCs w:val="24"/>
+        </w:rPr>
+        <w:t>큐브맵으로</w:t>
+      </w:r>
+      <w:proofErr w:type="spellEnd"/>
+      <w:r>
+        <w:rPr>
+          <w:rFonts w:hint="eastAsia"/>
+          <w:sz w:val="22"/>
+          <w:szCs w:val="24"/>
+        </w:rPr>
+        <w:t xml:space="preserve"> 사용하는 6개의 텍스처 파일을 한 개의 .</w:t>
+      </w:r>
+      <w:proofErr w:type="spellStart"/>
+      <w:r>
+        <w:rPr>
+          <w:rFonts w:hint="eastAsia"/>
+          <w:sz w:val="22"/>
+          <w:szCs w:val="24"/>
+        </w:rPr>
+        <w:t>dds</w:t>
+      </w:r>
+      <w:proofErr w:type="spellEnd"/>
+      <w:r>
+        <w:rPr>
+          <w:rFonts w:hint="eastAsia"/>
+          <w:sz w:val="22"/>
+          <w:szCs w:val="24"/>
+        </w:rPr>
+        <w:t xml:space="preserve"> 파일로</w:t>
+      </w:r>
+      <w:r>
+        <w:rPr>
+          <w:sz w:val="22"/>
+          <w:szCs w:val="24"/>
+        </w:rPr>
+        <w:br/>
+      </w:r>
+      <w:r>
+        <w:rPr>
+          <w:rFonts w:hint="eastAsia"/>
+          <w:sz w:val="22"/>
+          <w:szCs w:val="24"/>
+        </w:rPr>
+        <w:t>변환해서 사용한다.</w:t>
+      </w:r>
+    </w:p>
+    <w:p>
+      <w:pPr>
+        <w:pStyle w:val="a4"/>
+        <w:numPr>
+          <w:ilvl w:val="2"/>
+          <w:numId w:val="36"/>
+        </w:numPr>
+        <w:spacing w:after="0"/>
+        <w:ind w:leftChars="0"/>
+        <w:rPr>
+          <w:sz w:val="22"/>
+          <w:szCs w:val="24"/>
+        </w:rPr>
+      </w:pPr>
+      <w:r>
+        <w:rPr>
+          <w:rFonts w:hint="eastAsia"/>
+          <w:sz w:val="22"/>
+          <w:szCs w:val="24"/>
+        </w:rPr>
+        <w:t xml:space="preserve">6:1 매핑 관계를 알려주는 </w:t>
+      </w:r>
+      <w:proofErr w:type="spellStart"/>
+      <w:r>
+        <w:rPr>
+          <w:rFonts w:hint="eastAsia"/>
+          <w:sz w:val="22"/>
+          <w:szCs w:val="24"/>
+        </w:rPr>
+        <w:t>스카이박스</w:t>
+      </w:r>
+      <w:proofErr w:type="spellEnd"/>
+      <w:r>
+        <w:rPr>
+          <w:rFonts w:hint="eastAsia"/>
+          <w:sz w:val="22"/>
+          <w:szCs w:val="24"/>
+        </w:rPr>
+        <w:t xml:space="preserve"> 추출 스크립트 작성</w:t>
       </w:r>
     </w:p>
     <w:p>
@@ -1898,22 +2613,25 @@
           <w:sz w:val="22"/>
           <w:szCs w:val="24"/>
         </w:rPr>
-        <w:t>클라이언트 코드에서 계층 구조를 직접 조작할 일은 없으므로,</w:t>
-      </w:r>
-      <w:r>
-        <w:rPr>
-          <w:sz w:val="22"/>
-          <w:szCs w:val="24"/>
-        </w:rPr>
-        <w:br/>
-      </w:r>
-      <w:r>
-        <w:rPr>
-          <w:rFonts w:hint="eastAsia"/>
-          <w:sz w:val="22"/>
-          <w:szCs w:val="24"/>
-        </w:rPr>
-        <w:t>모든 변환이 DressPose로 추출되도록 구현</w:t>
+        <w:t xml:space="preserve">유니티에서 레벨에 어떤 </w:t>
+      </w:r>
+      <w:proofErr w:type="spellStart"/>
+      <w:r>
+        <w:rPr>
+          <w:rFonts w:hint="eastAsia"/>
+          <w:sz w:val="22"/>
+          <w:szCs w:val="24"/>
+        </w:rPr>
+        <w:t>스카이박스를</w:t>
+      </w:r>
+      <w:proofErr w:type="spellEnd"/>
+      <w:r>
+        <w:rPr>
+          <w:rFonts w:hint="eastAsia"/>
+          <w:sz w:val="22"/>
+          <w:szCs w:val="24"/>
+        </w:rPr>
+        <w:t xml:space="preserve"> 적용할지 선택하는 스크립트 작성</w:t>
       </w:r>
     </w:p>
     <w:p>
@@ -1930,13 +2648,123 @@
           <w:szCs w:val="24"/>
         </w:rPr>
       </w:pPr>
-      <w:r>
-        <w:rPr>
-          <w:rFonts w:hint="eastAsia"/>
-          <w:sz w:val="22"/>
-          <w:szCs w:val="24"/>
-        </w:rPr>
-        <w:t>Model 구조체 작성</w:t>
+      <w:proofErr w:type="spellStart"/>
+      <w:r>
+        <w:rPr>
+          <w:rFonts w:hint="eastAsia"/>
+          <w:sz w:val="22"/>
+          <w:szCs w:val="24"/>
+        </w:rPr>
+        <w:t>큐브맵</w:t>
+      </w:r>
+      <w:proofErr w:type="spellEnd"/>
+      <w:r>
+        <w:rPr>
+          <w:rFonts w:hint="eastAsia"/>
+          <w:sz w:val="22"/>
+          <w:szCs w:val="24"/>
+        </w:rPr>
+        <w:t xml:space="preserve"> 샘플링을 위한 bindless index 설정과 </w:t>
+      </w:r>
+      <w:proofErr w:type="spellStart"/>
+      <w:r>
+        <w:rPr>
+          <w:rFonts w:hint="eastAsia"/>
+          <w:sz w:val="22"/>
+          <w:szCs w:val="24"/>
+        </w:rPr>
+        <w:t>srv</w:t>
+      </w:r>
+      <w:proofErr w:type="spellEnd"/>
+      <w:r>
+        <w:rPr>
+          <w:rFonts w:hint="eastAsia"/>
+          <w:sz w:val="22"/>
+          <w:szCs w:val="24"/>
+        </w:rPr>
+        <w:t xml:space="preserve"> 생성 유틸리티 구현</w:t>
+      </w:r>
+    </w:p>
+    <w:p>
+      <w:pPr>
+        <w:pStyle w:val="a4"/>
+        <w:numPr>
+          <w:ilvl w:val="0"/>
+          <w:numId w:val="36"/>
+        </w:numPr>
+        <w:spacing w:after="0"/>
+        <w:ind w:leftChars="0"/>
+        <w:rPr>
+          <w:sz w:val="22"/>
+          <w:szCs w:val="24"/>
+        </w:rPr>
+      </w:pPr>
+      <w:r>
+        <w:rPr>
+          <w:rFonts w:hint="eastAsia"/>
+          <w:sz w:val="22"/>
+          <w:szCs w:val="24"/>
+        </w:rPr>
+        <w:t xml:space="preserve">레벨 </w:t>
+      </w:r>
+      <w:proofErr w:type="spellStart"/>
+      <w:r>
+        <w:rPr>
+          <w:rFonts w:hint="eastAsia"/>
+          <w:sz w:val="22"/>
+          <w:szCs w:val="24"/>
+        </w:rPr>
+        <w:t>익스포터</w:t>
+      </w:r>
+      <w:proofErr w:type="spellEnd"/>
+      <w:r>
+        <w:rPr>
+          <w:rFonts w:hint="eastAsia"/>
+          <w:sz w:val="22"/>
+          <w:szCs w:val="24"/>
+        </w:rPr>
+        <w:t>/</w:t>
+      </w:r>
+      <w:proofErr w:type="spellStart"/>
+      <w:r>
+        <w:rPr>
+          <w:rFonts w:hint="eastAsia"/>
+          <w:sz w:val="22"/>
+          <w:szCs w:val="24"/>
+        </w:rPr>
+        <w:t>임포터</w:t>
+      </w:r>
+      <w:proofErr w:type="spellEnd"/>
+      <w:r>
+        <w:rPr>
+          <w:rFonts w:hint="eastAsia"/>
+          <w:sz w:val="22"/>
+          <w:szCs w:val="24"/>
+        </w:rPr>
+        <w:t xml:space="preserve"> 구현</w:t>
+      </w:r>
+    </w:p>
+    <w:p>
+      <w:pPr>
+        <w:pStyle w:val="a4"/>
+        <w:numPr>
+          <w:ilvl w:val="1"/>
+          <w:numId w:val="36"/>
+        </w:numPr>
+        <w:spacing w:after="0"/>
+        <w:ind w:leftChars="0"/>
+        <w:rPr>
+          <w:sz w:val="22"/>
+          <w:szCs w:val="24"/>
+        </w:rPr>
+      </w:pPr>
+      <w:r>
+        <w:rPr>
+          <w:rFonts w:hint="eastAsia"/>
+          <w:sz w:val="22"/>
+          <w:szCs w:val="24"/>
+        </w:rPr>
+        <w:t>레벨의 루트부터 순회하여 계층구조를 출력하는 스크립트 작성</w:t>
       </w:r>
     </w:p>
     <w:p>
@@ -1959,7 +2787,248 @@
           <w:sz w:val="22"/>
           <w:szCs w:val="24"/>
         </w:rPr>
-        <w:t>Mesh와 DressPose 행렬의 쌍을 담는 std::vector를 멤버로 가짐</w:t>
+        <w:t>각 노드로부터 다음의 정보가 추출된다</w:t>
+      </w:r>
+    </w:p>
+    <w:p>
+      <w:pPr>
+        <w:pStyle w:val="a4"/>
+        <w:numPr>
+          <w:ilvl w:val="3"/>
+          <w:numId w:val="36"/>
+        </w:numPr>
+        <w:spacing w:after="0"/>
+        <w:ind w:leftChars="0"/>
+        <w:rPr>
+          <w:sz w:val="22"/>
+          <w:szCs w:val="24"/>
+        </w:rPr>
+      </w:pPr>
+      <w:r>
+        <w:rPr>
+          <w:rFonts w:hint="eastAsia"/>
+          <w:sz w:val="22"/>
+          <w:szCs w:val="24"/>
+        </w:rPr>
+        <w:t>이름</w:t>
+      </w:r>
+    </w:p>
+    <w:p>
+      <w:pPr>
+        <w:pStyle w:val="a4"/>
+        <w:numPr>
+          <w:ilvl w:val="3"/>
+          <w:numId w:val="36"/>
+        </w:numPr>
+        <w:spacing w:after="0"/>
+        <w:ind w:leftChars="0"/>
+        <w:rPr>
+          <w:sz w:val="22"/>
+          <w:szCs w:val="24"/>
+        </w:rPr>
+      </w:pPr>
+      <w:r>
+        <w:rPr>
+          <w:rFonts w:hint="eastAsia"/>
+          <w:sz w:val="22"/>
+          <w:szCs w:val="24"/>
+        </w:rPr>
+        <w:t>타입</w:t>
+      </w:r>
+    </w:p>
+    <w:p>
+      <w:pPr>
+        <w:pStyle w:val="a4"/>
+        <w:numPr>
+          <w:ilvl w:val="3"/>
+          <w:numId w:val="36"/>
+        </w:numPr>
+        <w:spacing w:after="0"/>
+        <w:ind w:leftChars="0"/>
+        <w:rPr>
+          <w:sz w:val="22"/>
+          <w:szCs w:val="24"/>
+        </w:rPr>
+      </w:pPr>
+      <w:r>
+        <w:rPr>
+          <w:rFonts w:hint="eastAsia"/>
+          <w:sz w:val="22"/>
+          <w:szCs w:val="24"/>
+        </w:rPr>
+        <w:t>로컬 변환 행렬</w:t>
+      </w:r>
+    </w:p>
+    <w:p>
+      <w:pPr>
+        <w:pStyle w:val="a4"/>
+        <w:numPr>
+          <w:ilvl w:val="3"/>
+          <w:numId w:val="36"/>
+        </w:numPr>
+        <w:spacing w:after="0"/>
+        <w:ind w:leftChars="0"/>
+        <w:rPr>
+          <w:sz w:val="22"/>
+          <w:szCs w:val="24"/>
+        </w:rPr>
+      </w:pPr>
+      <w:r>
+        <w:rPr>
+          <w:rFonts w:hint="eastAsia"/>
+          <w:sz w:val="22"/>
+          <w:szCs w:val="24"/>
+        </w:rPr>
+        <w:t>월드 변환 행렬</w:t>
+      </w:r>
+    </w:p>
+    <w:p>
+      <w:pPr>
+        <w:pStyle w:val="a4"/>
+        <w:numPr>
+          <w:ilvl w:val="3"/>
+          <w:numId w:val="36"/>
+        </w:numPr>
+        <w:spacing w:after="0"/>
+        <w:ind w:leftChars="0"/>
+        <w:rPr>
+          <w:sz w:val="22"/>
+          <w:szCs w:val="24"/>
+        </w:rPr>
+      </w:pPr>
+      <w:r>
+        <w:rPr>
+          <w:rFonts w:hint="eastAsia"/>
+          <w:sz w:val="22"/>
+          <w:szCs w:val="24"/>
+        </w:rPr>
+        <w:t>커스텀 정보</w:t>
+      </w:r>
+    </w:p>
+    <w:p>
+      <w:pPr>
+        <w:pStyle w:val="a4"/>
+        <w:numPr>
+          <w:ilvl w:val="4"/>
+          <w:numId w:val="36"/>
+        </w:numPr>
+        <w:spacing w:after="0"/>
+        <w:ind w:leftChars="0"/>
+        <w:rPr>
+          <w:sz w:val="22"/>
+          <w:szCs w:val="24"/>
+        </w:rPr>
+      </w:pPr>
+      <w:r>
+        <w:rPr>
+          <w:rFonts w:hint="eastAsia"/>
+          <w:sz w:val="22"/>
+          <w:szCs w:val="24"/>
+        </w:rPr>
+        <w:t>가상 함수로 구현된다.</w:t>
+      </w:r>
+      <w:r>
+        <w:rPr>
+          <w:sz w:val="22"/>
+          <w:szCs w:val="24"/>
+        </w:rPr>
+        <w:br/>
+      </w:r>
+      <w:r>
+        <w:rPr>
+          <w:rFonts w:hint="eastAsia"/>
+          <w:sz w:val="22"/>
+          <w:szCs w:val="24"/>
+        </w:rPr>
+        <w:t>현재 재질 세트가 있는 타입들은 적용된 재질 세트 인덱스를</w:t>
+      </w:r>
+      <w:r>
+        <w:rPr>
+          <w:sz w:val="22"/>
+          <w:szCs w:val="24"/>
+        </w:rPr>
+        <w:br/>
+      </w:r>
+      <w:r>
+        <w:rPr>
+          <w:rFonts w:hint="eastAsia"/>
+          <w:sz w:val="22"/>
+          <w:szCs w:val="24"/>
+        </w:rPr>
+        <w:t>추출하도록 구현하였다.</w:t>
+      </w:r>
+    </w:p>
+    <w:p>
+      <w:pPr>
+        <w:pStyle w:val="a4"/>
+        <w:numPr>
+          <w:ilvl w:val="2"/>
+          <w:numId w:val="36"/>
+        </w:numPr>
+        <w:spacing w:after="0"/>
+        <w:ind w:leftChars="0"/>
+        <w:rPr>
+          <w:sz w:val="22"/>
+          <w:szCs w:val="24"/>
+        </w:rPr>
+      </w:pPr>
+      <w:r>
+        <w:rPr>
+          <w:rFonts w:hint="eastAsia"/>
+          <w:sz w:val="22"/>
+          <w:szCs w:val="24"/>
+        </w:rPr>
+        <w:t xml:space="preserve">레벨 내의 큐브 객체들과 player start(empty </w:t>
+      </w:r>
+      <w:r>
+        <w:rPr>
+          <w:rFonts w:hint="eastAsia"/>
+          <w:sz w:val="22"/>
+          <w:szCs w:val="24"/>
+        </w:rPr>
+        <w:t>object)를 추출</w:t>
+      </w:r>
+    </w:p>
+    <w:p>
+      <w:pPr>
+        <w:pStyle w:val="a4"/>
+        <w:numPr>
+          <w:ilvl w:val="1"/>
+          <w:numId w:val="36"/>
+        </w:numPr>
+        <w:spacing w:after="0"/>
+        <w:ind w:leftChars="0"/>
+        <w:rPr>
+          <w:rFonts w:hint="eastAsia"/>
+          <w:sz w:val="22"/>
+          <w:szCs w:val="24"/>
+        </w:rPr>
+      </w:pPr>
+      <w:r>
+        <w:rPr>
+          <w:rFonts w:hint="eastAsia"/>
+          <w:sz w:val="22"/>
+          <w:szCs w:val="24"/>
+        </w:rPr>
+        <w:t xml:space="preserve">클라이언트 코드에서 레벨을 </w:t>
+      </w:r>
+      <w:proofErr w:type="spellStart"/>
+      <w:r>
+        <w:rPr>
+          <w:rFonts w:hint="eastAsia"/>
+          <w:sz w:val="22"/>
+          <w:szCs w:val="24"/>
+        </w:rPr>
+        <w:t>임포트하는</w:t>
+      </w:r>
+      <w:proofErr w:type="spellEnd"/>
+      <w:r>
+        <w:rPr>
+          <w:rFonts w:hint="eastAsia"/>
+          <w:sz w:val="22"/>
+          <w:szCs w:val="24"/>
+        </w:rPr>
+        <w:t xml:space="preserve"> 코드 작성</w:t>
       </w:r>
     </w:p>
     <w:p>
@@ -2028,7 +3097,35 @@
         <w:rPr>
           <w:rFonts w:hint="eastAsia"/>
         </w:rPr>
-        <w:t xml:space="preserve"> IocpCore 클래스는 iocp 관련 wrapper 클래스이다. dispatch를 통해 GQCS 작업을 하는 것이 중점적이다.</w:t>
+        <w:t xml:space="preserve"> </w:t>
+      </w:r>
+      <w:proofErr w:type="spellStart"/>
+      <w:r>
+        <w:rPr>
+          <w:rFonts w:hint="eastAsia"/>
+        </w:rPr>
+        <w:t>IocpCore</w:t>
+      </w:r>
+      <w:proofErr w:type="spellEnd"/>
+      <w:r>
+        <w:rPr>
+          <w:rFonts w:hint="eastAsia"/>
+        </w:rPr>
+        <w:t xml:space="preserve"> 클래스는 </w:t>
+      </w:r>
+      <w:proofErr w:type="spellStart"/>
+      <w:r>
+        <w:rPr>
+          <w:rFonts w:hint="eastAsia"/>
+        </w:rPr>
+        <w:t>iocp</w:t>
+      </w:r>
+      <w:proofErr w:type="spellEnd"/>
+      <w:r>
+        <w:rPr>
+          <w:rFonts w:hint="eastAsia"/>
+        </w:rPr>
+        <w:t xml:space="preserve"> 관련 wrapper 클래스이다. dispatch를 통해 GQCS 작업을 하는 것이 중점적이다.</w:t>
       </w:r>
       <w:r>
         <w:br/>
@@ -2048,7 +3145,49 @@
         <w:rPr>
           <w:rFonts w:hint="eastAsia"/>
         </w:rPr>
-        <w:t xml:space="preserve"> IocpObject와 IoEvent는 네트워킹 작업을 하는 모든 object와 event들의 최상단 기본 클래스이다.</w:t>
+        <w:t xml:space="preserve"> </w:t>
+      </w:r>
+      <w:proofErr w:type="spellStart"/>
+      <w:r>
+        <w:rPr>
+          <w:rFonts w:hint="eastAsia"/>
+        </w:rPr>
+        <w:t>IocpObject</w:t>
+      </w:r>
+      <w:proofErr w:type="spellEnd"/>
+      <w:r>
+        <w:rPr>
+          <w:rFonts w:hint="eastAsia"/>
+        </w:rPr>
+        <w:t xml:space="preserve">와 </w:t>
+      </w:r>
+      <w:proofErr w:type="spellStart"/>
+      <w:r>
+        <w:rPr>
+          <w:rFonts w:hint="eastAsia"/>
+        </w:rPr>
+        <w:t>IoEvent</w:t>
+      </w:r>
+      <w:proofErr w:type="spellEnd"/>
+      <w:r>
+        <w:rPr>
+          <w:rFonts w:hint="eastAsia"/>
+        </w:rPr>
+        <w:t xml:space="preserve">는 네트워킹 작업을 하는 모든 object와 event들의 </w:t>
+      </w:r>
+      <w:proofErr w:type="spellStart"/>
+      <w:r>
+        <w:rPr>
+          <w:rFonts w:hint="eastAsia"/>
+        </w:rPr>
+        <w:t>최상단</w:t>
+      </w:r>
+      <w:proofErr w:type="spellEnd"/>
+      <w:r>
+        <w:rPr>
+          <w:rFonts w:hint="eastAsia"/>
+        </w:rPr>
+        <w:t xml:space="preserve"> 기본 클래스이다.</w:t>
       </w:r>
       <w:r>
         <w:br/>
@@ -2066,7 +3205,21 @@
         <w:rPr>
           <w:rFonts w:hint="eastAsia"/>
         </w:rPr>
-        <w:t xml:space="preserve"> 역할이었지만, IocpObject가 통신 작업을 전부 완료하기 전까지 소멸되지 않는다는 것을</w:t>
+        <w:t xml:space="preserve"> 역할이었지만, </w:t>
+      </w:r>
+      <w:proofErr w:type="spellStart"/>
+      <w:r>
+        <w:rPr>
+          <w:rFonts w:hint="eastAsia"/>
+        </w:rPr>
+        <w:t>IocpObject</w:t>
+      </w:r>
+      <w:proofErr w:type="spellEnd"/>
+      <w:r>
+        <w:rPr>
+          <w:rFonts w:hint="eastAsia"/>
+        </w:rPr>
+        <w:t>가 통신 작업을 전부 완료하기 전까지 소멸되지 않는다는 것을</w:t>
       </w:r>
       <w:r>
         <w:br/>
@@ -2075,7 +3228,71 @@
         <w:rPr>
           <w:rFonts w:hint="eastAsia"/>
         </w:rPr>
-        <w:t xml:space="preserve"> 보장해주기 위해 IoEvent가 자신의 owner(IocpObject)를 std::shared_ptr로 소유하도록 구현했다.</w:t>
+        <w:t xml:space="preserve"> 보장해주기 위해 </w:t>
+      </w:r>
+      <w:proofErr w:type="spellStart"/>
+      <w:r>
+        <w:rPr>
+          <w:rFonts w:hint="eastAsia"/>
+        </w:rPr>
+        <w:t>IoEvent</w:t>
+      </w:r>
+      <w:proofErr w:type="spellEnd"/>
+      <w:r>
+        <w:rPr>
+          <w:rFonts w:hint="eastAsia"/>
+        </w:rPr>
+        <w:t>가 자신의 owner(</w:t>
+      </w:r>
+      <w:proofErr w:type="spellStart"/>
+      <w:r>
+        <w:rPr>
+          <w:rFonts w:hint="eastAsia"/>
+        </w:rPr>
+        <w:t>IocpObject</w:t>
+      </w:r>
+      <w:proofErr w:type="spellEnd"/>
+      <w:r>
+        <w:rPr>
+          <w:rFonts w:hint="eastAsia"/>
+        </w:rPr>
+        <w:t>)</w:t>
+      </w:r>
+      <w:proofErr w:type="spellStart"/>
+      <w:r>
+        <w:rPr>
+          <w:rFonts w:hint="eastAsia"/>
+        </w:rPr>
+        <w:t>를</w:t>
+      </w:r>
+      <w:proofErr w:type="spellEnd"/>
+      <w:r>
+        <w:rPr>
+          <w:rFonts w:hint="eastAsia"/>
+        </w:rPr>
+        <w:t xml:space="preserve"> </w:t>
+      </w:r>
+      <w:proofErr w:type="gramStart"/>
+      <w:r>
+        <w:rPr>
+          <w:rFonts w:hint="eastAsia"/>
+        </w:rPr>
+        <w:t>std::</w:t>
+      </w:r>
+      <w:proofErr w:type="spellStart"/>
+      <w:proofErr w:type="gramEnd"/>
+      <w:r>
+        <w:rPr>
+          <w:rFonts w:hint="eastAsia"/>
+        </w:rPr>
+        <w:t>shared_ptr</w:t>
+      </w:r>
+      <w:proofErr w:type="spellEnd"/>
+      <w:r>
+        <w:rPr>
+          <w:rFonts w:hint="eastAsia"/>
+        </w:rPr>
+        <w:t>로 소유하도록 구현했다.</w:t>
       </w:r>
       <w:r>
         <w:br/>
@@ -2093,7 +3310,51 @@
         <w:rPr>
           <w:rFonts w:hint="eastAsia"/>
         </w:rPr>
-        <w:t xml:space="preserve"> std::shared_ptr을 전달해주기 위해 std::enable_shared_from_this&lt;T&gt; 클래스를 상속받았다.</w:t>
+        <w:t xml:space="preserve"> </w:t>
+      </w:r>
+      <w:proofErr w:type="gramStart"/>
+      <w:r>
+        <w:rPr>
+          <w:rFonts w:hint="eastAsia"/>
+        </w:rPr>
+        <w:t>std::</w:t>
+      </w:r>
+      <w:proofErr w:type="spellStart"/>
+      <w:proofErr w:type="gramEnd"/>
+      <w:r>
+        <w:rPr>
+          <w:rFonts w:hint="eastAsia"/>
+        </w:rPr>
+        <w:t>shared_ptr</w:t>
+      </w:r>
+      <w:proofErr w:type="spellEnd"/>
+      <w:r>
+        <w:rPr>
+          <w:rFonts w:hint="eastAsia"/>
+        </w:rPr>
+        <w:t xml:space="preserve">을 전달해주기 위해 </w:t>
+      </w:r>
+      <w:proofErr w:type="gramStart"/>
+      <w:r>
+        <w:rPr>
+          <w:rFonts w:hint="eastAsia"/>
+        </w:rPr>
+        <w:t>std::</w:t>
+      </w:r>
+      <w:proofErr w:type="spellStart"/>
+      <w:proofErr w:type="gramEnd"/>
+      <w:r>
+        <w:rPr>
+          <w:rFonts w:hint="eastAsia"/>
+        </w:rPr>
+        <w:t>enable_shared_from_this</w:t>
+      </w:r>
+      <w:proofErr w:type="spellEnd"/>
+      <w:r>
+        <w:rPr>
+          <w:rFonts w:hint="eastAsia"/>
+        </w:rPr>
+        <w:t>&lt;T&gt; 클래스를 상속받았다.</w:t>
       </w:r>
       <w:r>
         <w:br/>
@@ -2113,7 +3374,35 @@
         <w:rPr>
           <w:rFonts w:hint="eastAsia"/>
         </w:rPr>
-        <w:t xml:space="preserve"> 통신의 전체적 구조는 IocpCore의 dispatch 멤버 함수에서 GQCS를 통해 IoEvent를 전달받고</w:t>
+        <w:t xml:space="preserve"> 통신의 전체적 구조는 </w:t>
+      </w:r>
+      <w:proofErr w:type="spellStart"/>
+      <w:r>
+        <w:rPr>
+          <w:rFonts w:hint="eastAsia"/>
+        </w:rPr>
+        <w:t>IocpCore</w:t>
+      </w:r>
+      <w:proofErr w:type="spellEnd"/>
+      <w:r>
+        <w:rPr>
+          <w:rFonts w:hint="eastAsia"/>
+        </w:rPr>
+        <w:t xml:space="preserve">의 dispatch 멤버 함수에서 GQCS를 통해 </w:t>
+      </w:r>
+      <w:proofErr w:type="spellStart"/>
+      <w:r>
+        <w:rPr>
+          <w:rFonts w:hint="eastAsia"/>
+        </w:rPr>
+        <w:t>IoEvent</w:t>
+      </w:r>
+      <w:proofErr w:type="spellEnd"/>
+      <w:r>
+        <w:rPr>
+          <w:rFonts w:hint="eastAsia"/>
+        </w:rPr>
+        <w:t>를 전달받고</w:t>
       </w:r>
       <w:r>
         <w:br/>
@@ -2122,7 +3411,35 @@
         <w:rPr>
           <w:rFonts w:hint="eastAsia"/>
         </w:rPr>
-        <w:t xml:space="preserve">  IoEvent의 owner(IocpObject)의 dispatch를 호출해 자신의 역할에 맞는 작업을 진행하는 방식이다.</w:t>
+        <w:t xml:space="preserve">  </w:t>
+      </w:r>
+      <w:proofErr w:type="spellStart"/>
+      <w:r>
+        <w:rPr>
+          <w:rFonts w:hint="eastAsia"/>
+        </w:rPr>
+        <w:t>IoEvent</w:t>
+      </w:r>
+      <w:proofErr w:type="spellEnd"/>
+      <w:r>
+        <w:rPr>
+          <w:rFonts w:hint="eastAsia"/>
+        </w:rPr>
+        <w:t>의 owner(</w:t>
+      </w:r>
+      <w:proofErr w:type="spellStart"/>
+      <w:r>
+        <w:rPr>
+          <w:rFonts w:hint="eastAsia"/>
+        </w:rPr>
+        <w:t>IocpObject</w:t>
+      </w:r>
+      <w:proofErr w:type="spellEnd"/>
+      <w:r>
+        <w:rPr>
+          <w:rFonts w:hint="eastAsia"/>
+        </w:rPr>
+        <w:t>)의 dispatch를 호출해 자신의 역할에 맞는 작업을 진행하는 방식이다.</w:t>
       </w:r>
       <w:r>
         <w:br/>
@@ -2146,7 +3463,21 @@
         <w:rPr>
           <w:rFonts w:hint="eastAsia"/>
         </w:rPr>
-        <w:t>Listener 클래스는 accept를 담당하는 IocpObject이다.</w:t>
+        <w:t xml:space="preserve">Listener 클래스는 accept를 담당하는 </w:t>
+      </w:r>
+      <w:proofErr w:type="spellStart"/>
+      <w:r>
+        <w:rPr>
+          <w:rFonts w:hint="eastAsia"/>
+        </w:rPr>
+        <w:t>IocpObject</w:t>
+      </w:r>
+      <w:proofErr w:type="spellEnd"/>
+      <w:r>
+        <w:rPr>
+          <w:rFonts w:hint="eastAsia"/>
+        </w:rPr>
+        <w:t>이다.</w:t>
       </w:r>
       <w:r>
         <w:br/>
@@ -2175,7 +3506,21 @@
         <w:rPr>
           <w:rFonts w:hint="eastAsia"/>
         </w:rPr>
-        <w:t xml:space="preserve">  서버의 service는 listener와 bind할 network address와 IocpCore 객체, 모든 session들을 저장할 컨테이너,</w:t>
+        <w:t xml:space="preserve">  서버의 service는 listener와 bind할 network address와 </w:t>
+      </w:r>
+      <w:proofErr w:type="spellStart"/>
+      <w:r>
+        <w:rPr>
+          <w:rFonts w:hint="eastAsia"/>
+        </w:rPr>
+        <w:t>IocpCore</w:t>
+      </w:r>
+      <w:proofErr w:type="spellEnd"/>
+      <w:r>
+        <w:rPr>
+          <w:rFonts w:hint="eastAsia"/>
+        </w:rPr>
+        <w:t xml:space="preserve"> 객체, 모든 session들을 저장할 컨테이너,</w:t>
       </w:r>
       <w:r>
         <w:br/>
@@ -2223,11 +3568,19 @@
         </w:rPr>
         <w:t xml:space="preserve">1. </w:t>
       </w:r>
-      <w:r>
-        <w:rPr>
-          <w:rFonts w:hint="eastAsia"/>
-        </w:rPr>
-        <w:t>RecvBuffer 클래스</w:t>
+      <w:proofErr w:type="spellStart"/>
+      <w:r>
+        <w:rPr>
+          <w:rFonts w:hint="eastAsia"/>
+        </w:rPr>
+        <w:t>RecvBuffer</w:t>
+      </w:r>
+      <w:proofErr w:type="spellEnd"/>
+      <w:r>
+        <w:rPr>
+          <w:rFonts w:hint="eastAsia"/>
+        </w:rPr>
+        <w:t xml:space="preserve"> 클래스</w:t>
       </w:r>
       <w:r>
         <w:br/>
@@ -2236,7 +3589,21 @@
         <w:rPr>
           <w:rFonts w:hint="eastAsia"/>
         </w:rPr>
-        <w:t xml:space="preserve">  수신받은 데이터를 받고 처리하기 위한 클래스이다.</w:t>
+        <w:t xml:space="preserve">  </w:t>
+      </w:r>
+      <w:proofErr w:type="spellStart"/>
+      <w:r>
+        <w:rPr>
+          <w:rFonts w:hint="eastAsia"/>
+        </w:rPr>
+        <w:t>수신받은</w:t>
+      </w:r>
+      <w:proofErr w:type="spellEnd"/>
+      <w:r>
+        <w:rPr>
+          <w:rFonts w:hint="eastAsia"/>
+        </w:rPr>
+        <w:t xml:space="preserve"> 데이터를 받고 처리하기 위한 클래스이다.</w:t>
       </w:r>
       <w:r>
         <w:br/>
@@ -2245,7 +3612,35 @@
         <w:rPr>
           <w:rFonts w:hint="eastAsia"/>
         </w:rPr>
-        <w:t xml:space="preserve">  전체 배열을 readPos와 writePos 커서를 두어 편하게 접근하도록 구현했다.</w:t>
+        <w:t xml:space="preserve">  전체 배열을 </w:t>
+      </w:r>
+      <w:proofErr w:type="spellStart"/>
+      <w:r>
+        <w:rPr>
+          <w:rFonts w:hint="eastAsia"/>
+        </w:rPr>
+        <w:t>readPos</w:t>
+      </w:r>
+      <w:proofErr w:type="spellEnd"/>
+      <w:r>
+        <w:rPr>
+          <w:rFonts w:hint="eastAsia"/>
+        </w:rPr>
+        <w:t xml:space="preserve">와 </w:t>
+      </w:r>
+      <w:proofErr w:type="spellStart"/>
+      <w:r>
+        <w:rPr>
+          <w:rFonts w:hint="eastAsia"/>
+        </w:rPr>
+        <w:t>writePos</w:t>
+      </w:r>
+      <w:proofErr w:type="spellEnd"/>
+      <w:r>
+        <w:rPr>
+          <w:rFonts w:hint="eastAsia"/>
+        </w:rPr>
+        <w:t xml:space="preserve"> 커서를 두어 편하게 접근하도록 구현했다.</w:t>
       </w:r>
       <w:r>
         <w:br/>
@@ -2261,11 +3656,19 @@
         </w:rPr>
         <w:t xml:space="preserve">2. </w:t>
       </w:r>
-      <w:r>
-        <w:rPr>
-          <w:rFonts w:hint="eastAsia"/>
-        </w:rPr>
-        <w:t>SendBuffer 클래스</w:t>
+      <w:proofErr w:type="spellStart"/>
+      <w:r>
+        <w:rPr>
+          <w:rFonts w:hint="eastAsia"/>
+        </w:rPr>
+        <w:t>SendBuffer</w:t>
+      </w:r>
+      <w:proofErr w:type="spellEnd"/>
+      <w:r>
+        <w:rPr>
+          <w:rFonts w:hint="eastAsia"/>
+        </w:rPr>
+        <w:t xml:space="preserve"> 클래스</w:t>
       </w:r>
       <w:r>
         <w:br/>
@@ -2339,12 +3742,35 @@
           <w:p>
             <w:pPr>
               <w:jc w:val="left"/>
+              <w:rPr>
+                <w:rFonts w:hint="eastAsia"/>
+              </w:rPr>
             </w:pPr>
             <w:r>
               <w:rPr>
                 <w:rFonts w:hint="eastAsia"/>
               </w:rPr>
-              <w:t>1. ExecuteCommandLists 함수도 병목이다.</w:t>
+              <w:t xml:space="preserve">1. </w:t>
+            </w:r>
+            <w:r>
+              <w:rPr>
+                <w:rFonts w:hint="eastAsia"/>
+              </w:rPr>
+              <w:t xml:space="preserve">그림자 </w:t>
+            </w:r>
+            <w:proofErr w:type="spellStart"/>
+            <w:r>
+              <w:rPr>
+                <w:rFonts w:hint="eastAsia"/>
+              </w:rPr>
+              <w:t>맵이</w:t>
+            </w:r>
+            <w:proofErr w:type="spellEnd"/>
+            <w:r>
+              <w:rPr>
+                <w:rFonts w:hint="eastAsia"/>
+              </w:rPr>
+              <w:t xml:space="preserve"> 특정한 파이프라인에 귀속되어 둘 이상의 파이프라인이 그림자를 그릴 수 없다.</w:t>
             </w:r>
             <w:r>
               <w:br/>
@@ -2353,34 +3779,7 @@
               <w:rPr>
                 <w:rFonts w:hint="eastAsia"/>
               </w:rPr>
-              <w:t>2. 메시를 임포트할 때 정점 버퍼의</w:t>
-            </w:r>
-            <w:r>
-              <w:br/>
-            </w:r>
-            <w:r>
-              <w:rPr>
-                <w:rFonts w:hint="eastAsia"/>
-              </w:rPr>
-              <w:t>순서가 반드시 positions-&gt;normals-&gt;uvs 순이어야 한다.</w:t>
-            </w:r>
-            <w:r>
-              <w:br/>
-            </w:r>
-            <w:r>
-              <w:rPr>
-                <w:rFonts w:hint="eastAsia"/>
-              </w:rPr>
-              <w:t>3. 유니티에서 레벨을 추출할 포맷이</w:t>
-            </w:r>
-            <w:r>
-              <w:br/>
-            </w:r>
-            <w:r>
-              <w:rPr>
-                <w:rFonts w:hint="eastAsia"/>
-              </w:rPr>
-              <w:t>정해지지 않았다.</w:t>
+              <w:t>2. 물리 시뮬레이션 연산이 매우 비싸다.</w:t>
             </w:r>
           </w:p>
         </w:tc>
@@ -2415,12 +3814,29 @@
           <w:p>
             <w:pPr>
               <w:jc w:val="left"/>
+              <w:rPr>
+                <w:rFonts w:hint="eastAsia"/>
+              </w:rPr>
             </w:pPr>
             <w:r>
               <w:rPr>
                 <w:rFonts w:hint="eastAsia"/>
               </w:rPr>
-              <w:t>1. ExecuteCommandLists 함수 역시 별도의 스레드에서 돌린다.</w:t>
+              <w:t xml:space="preserve">1. </w:t>
+            </w:r>
+            <w:proofErr w:type="spellStart"/>
+            <w:r>
+              <w:rPr>
+                <w:rFonts w:hint="eastAsia"/>
+              </w:rPr>
+              <w:t>그림자맵을</w:t>
+            </w:r>
+            <w:proofErr w:type="spellEnd"/>
+            <w:r>
+              <w:rPr>
+                <w:rFonts w:hint="eastAsia"/>
+              </w:rPr>
+              <w:t xml:space="preserve"> 파이프라인에 독립적인 리소스로 만든다.</w:t>
             </w:r>
             <w:r>
               <w:br/>
@@ -2429,7 +3845,21 @@
               <w:rPr>
                 <w:rFonts w:hint="eastAsia"/>
               </w:rPr>
-              <w:t>2. 각 파이프라인이 요구하는 Input Layout에 맞게 정점 버퍼들의 순서를 재배치한 자료구조들을 Mesh 내에 구비한다.</w:t>
+              <w:t xml:space="preserve">2. </w:t>
+            </w:r>
+            <w:proofErr w:type="spellStart"/>
+            <w:r>
+              <w:rPr>
+                <w:rFonts w:hint="eastAsia"/>
+              </w:rPr>
+              <w:t>의미있는</w:t>
+            </w:r>
+            <w:proofErr w:type="spellEnd"/>
+            <w:r>
+              <w:rPr>
+                <w:rFonts w:hint="eastAsia"/>
+              </w:rPr>
+              <w:t xml:space="preserve"> broad-phase를 구성하여 실제 충돌 검사 횟수를</w:t>
             </w:r>
             <w:r>
               <w:br/>
@@ -2438,25 +3868,7 @@
               <w:rPr>
                 <w:rFonts w:hint="eastAsia"/>
               </w:rPr>
-              <w:t>3. 서버를 2D로 하기로 결정한</w:t>
-            </w:r>
-            <w:r>
-              <w:br/>
-            </w:r>
-            <w:r>
-              <w:rPr>
-                <w:rFonts w:hint="eastAsia"/>
-              </w:rPr>
-              <w:t>만큼, 2차원 배열로 잘 표현되게끔</w:t>
-            </w:r>
-            <w:r>
-              <w:br/>
-            </w:r>
-            <w:r>
-              <w:rPr>
-                <w:rFonts w:hint="eastAsia"/>
-              </w:rPr>
-              <w:t>포맷을 조율하여 결정한다.</w:t>
+              <w:t>줄인다.</w:t>
             </w:r>
           </w:p>
         </w:tc>
@@ -2688,6 +4100,7 @@
           <w:p>
             <w:pPr>
               <w:rPr>
+                <w:rFonts w:hint="eastAsia"/>
                 <w:b/>
                 <w:bCs/>
                 <w:szCs w:val="20"/>
@@ -2701,11 +4114,78 @@
                 <w:szCs w:val="20"/>
               </w:rPr>
               <w:t xml:space="preserve">장명운: </w:t>
+            </w:r>
+            <w:r>
+              <w:rPr>
+                <w:rFonts w:hint="eastAsia"/>
+                <w:b/>
+                <w:bCs/>
+                <w:szCs w:val="20"/>
+              </w:rPr>
+              <w:t xml:space="preserve">클라이언트 </w:t>
+            </w:r>
+            <w:proofErr w:type="spellStart"/>
+            <w:r>
+              <w:rPr>
+                <w:rFonts w:hint="eastAsia"/>
+                <w:b/>
+                <w:bCs/>
+                <w:szCs w:val="20"/>
+              </w:rPr>
+              <w:t>스탠드얼론</w:t>
+            </w:r>
+            <w:proofErr w:type="spellEnd"/>
+            <w:r>
+              <w:rPr>
+                <w:rFonts w:hint="eastAsia"/>
+                <w:b/>
+                <w:bCs/>
+                <w:szCs w:val="20"/>
+              </w:rPr>
+              <w:t xml:space="preserve"> 전투 구현, 애니메이션 구현,</w:t>
+            </w:r>
+            <w:r>
+              <w:rPr>
+                <w:b/>
+                <w:bCs/>
+                <w:szCs w:val="20"/>
+              </w:rPr>
+              <w:br/>
+            </w:r>
+            <w:r>
+              <w:rPr>
+                <w:rFonts w:hint="eastAsia"/>
+                <w:b/>
+                <w:bCs/>
+                <w:szCs w:val="20"/>
+              </w:rPr>
+              <w:t xml:space="preserve">물리 시뮬레이션 최적화, </w:t>
+            </w:r>
+            <w:proofErr w:type="spellStart"/>
+            <w:r>
+              <w:rPr>
+                <w:rFonts w:hint="eastAsia"/>
+                <w:b/>
+                <w:bCs/>
+                <w:szCs w:val="20"/>
+              </w:rPr>
+              <w:t>Rigidbody</w:t>
+            </w:r>
+            <w:proofErr w:type="spellEnd"/>
+            <w:r>
+              <w:rPr>
+                <w:rFonts w:hint="eastAsia"/>
+                <w:b/>
+                <w:bCs/>
+                <w:szCs w:val="20"/>
+              </w:rPr>
+              <w:t xml:space="preserve"> Physics 구현</w:t>
             </w:r>
           </w:p>
           <w:p>
             <w:pPr>
               <w:rPr>
+                <w:rFonts w:hint="eastAsia"/>
                 <w:b/>
                 <w:bCs/>
                 <w:szCs w:val="20"/>
@@ -2728,6 +4208,35 @@
                 <w:szCs w:val="20"/>
               </w:rPr>
               <w:t xml:space="preserve"> </w:t>
+            </w:r>
+            <w:r>
+              <w:rPr>
+                <w:rFonts w:hint="eastAsia"/>
+                <w:b/>
+                <w:bCs/>
+                <w:szCs w:val="20"/>
+              </w:rPr>
+              <w:t xml:space="preserve">레벨디자인, </w:t>
+            </w:r>
+            <w:proofErr w:type="spellStart"/>
+            <w:r>
+              <w:rPr>
+                <w:rFonts w:hint="eastAsia"/>
+                <w:b/>
+                <w:bCs/>
+                <w:szCs w:val="20"/>
+              </w:rPr>
+              <w:t>스프라이트</w:t>
+            </w:r>
+            <w:proofErr w:type="spellEnd"/>
+            <w:r>
+              <w:rPr>
+                <w:rFonts w:hint="eastAsia"/>
+                <w:b/>
+                <w:bCs/>
+                <w:szCs w:val="20"/>
+              </w:rPr>
+              <w:t xml:space="preserve"> 이펙트 구현</w:t>
             </w:r>
           </w:p>
         </w:tc>
@@ -4312,7 +5821,7 @@
         <w:ind w:left="1760" w:hanging="440"/>
       </w:pPr>
     </w:lvl>
-    <w:lvl w:ilvl="3" w:tplc="0409000F" w:tentative="1">
+    <w:lvl w:ilvl="3" w:tplc="0409000F">
       <w:start w:val="1"/>
       <w:numFmt w:val="decimal"/>
       <w:lvlText w:val="%4."/>
@@ -4321,7 +5830,7 @@
         <w:ind w:left="2200" w:hanging="440"/>
       </w:pPr>
     </w:lvl>
-    <w:lvl w:ilvl="4" w:tplc="04090019" w:tentative="1">
+    <w:lvl w:ilvl="4" w:tplc="04090019">
       <w:start w:val="1"/>
       <w:numFmt w:val="upperLetter"/>
       <w:lvlText w:val="%5."/>
@@ -5041,7 +6550,7 @@
         <w:ind w:left="1760" w:hanging="440"/>
       </w:pPr>
     </w:lvl>
-    <w:lvl w:ilvl="3" w:tplc="0409000F" w:tentative="1">
+    <w:lvl w:ilvl="3" w:tplc="0409000F">
       <w:start w:val="1"/>
       <w:numFmt w:val="decimal"/>
       <w:lvlText w:val="%4."/>

--- a/작업일지/졸업작품 작업일지 - 20+4주차.docx
+++ b/작업일지/졸업작품 작업일지 - 20+4주차.docx
@@ -3676,7 +3676,7 @@
           <w:rFonts w:hint="eastAsia"/>
           <w:rtl w:val="off"/>
         </w:rPr>
-        <w:t>이는 순환 참조도 막고 Room이 갑자기 소멸하게 될 경우에도 session이 안전하도록</w:t>
+        <w:t>이는 순환 참조도 막기 위함이다.</w:t>
       </w:r>
       <w:r>
         <w:rPr>
@@ -3692,23 +3692,7 @@
           <w:rFonts w:hint="eastAsia"/>
           <w:rtl w:val="off"/>
         </w:rPr>
-        <w:t>하기 위함임. GameSession은 자신의 Room이 갖고 있는 다른 session들하고만</w:t>
-      </w:r>
-      <w:r>
-        <w:rPr>
-          <w:lang w:eastAsia="ko-KR"/>
-          <w:rFonts w:hint="eastAsia"/>
-          <w:rtl w:val="off"/>
-        </w:rPr>
-        <w:br/>
-      </w:r>
-      <w:r>
-        <w:rPr>
-          <w:lang w:eastAsia="ko-KR"/>
-          <w:rFonts w:hint="eastAsia"/>
-          <w:rtl w:val="off"/>
-        </w:rPr>
-        <w:t>통신하도록 구현함.</w:t>
+        <w:t>GameSession은 자신의 Room이 갖고 있는 다른 session들하고만 통신하도록 구현함.</w:t>
       </w:r>
     </w:p>
     <w:p>
@@ -4410,6 +4394,89 @@
 <file path=word/numbering.xml><?xml version="1.0" encoding="utf-8"?>
 <w:numbering xmlns:ve="http://schemas.openxmlformats.org/markup-compatibility/2006" xmlns:o="urn:schemas-microsoft-com:office:office" xmlns:r="http://schemas.openxmlformats.org/officeDocument/2006/relationships" xmlns:m="http://schemas.openxmlformats.org/officeDocument/2006/math" xmlns:v="urn:schemas-microsoft-com:vml" xmlns:wp="http://schemas.openxmlformats.org/drawingml/2006/wordprocessingDrawing" xmlns:w10="urn:schemas-microsoft-com:office:word" xmlns:w="http://schemas.openxmlformats.org/wordprocessingml/2006/main" xmlns:w14="http://schemas.microsoft.com/office/word/2010/wordml" xmlns:wne="http://schemas.microsoft.com/office/word/2006/wordml">
   <w:abstractNum w:abstractNumId="0">
+    <w:nsid w:val="3ac266de"/>
+    <w:multiLevelType w:val="hybridMultilevel"/>
+    <w:tmpl w:val="4d04fcf4"/>
+    <w:lvl w:ilvl="0" w:tplc="409000f">
+      <w:start w:val="1"/>
+      <w:lvlText w:val="%1."/>
+      <w:lvlJc w:val="left"/>
+      <w:pPr>
+        <w:ind w:left="880" w:hanging="440"/>
+      </w:pPr>
+    </w:lvl>
+    <w:lvl w:ilvl="1" w:tplc="4090019">
+      <w:start w:val="1"/>
+      <w:numFmt w:val="upperLetter"/>
+      <w:lvlText w:val="%2."/>
+      <w:lvlJc w:val="left"/>
+      <w:pPr>
+        <w:ind w:left="1320" w:hanging="440"/>
+      </w:pPr>
+    </w:lvl>
+    <w:lvl w:ilvl="2" w:tplc="409001b">
+      <w:start w:val="1"/>
+      <w:numFmt w:val="lowerRoman"/>
+      <w:lvlText w:val="%3."/>
+      <w:lvlJc w:val="right"/>
+      <w:pPr>
+        <w:ind w:left="1760" w:hanging="440"/>
+      </w:pPr>
+    </w:lvl>
+    <w:lvl w:ilvl="3" w:tplc="409000f">
+      <w:start w:val="1"/>
+      <w:lvlText w:val="%4."/>
+      <w:lvlJc w:val="left"/>
+      <w:pPr>
+        <w:ind w:left="2200" w:hanging="440"/>
+      </w:pPr>
+    </w:lvl>
+    <w:lvl w:ilvl="4" w:tentative="on" w:tplc="4090019">
+      <w:start w:val="1"/>
+      <w:numFmt w:val="upperLetter"/>
+      <w:lvlText w:val="%5."/>
+      <w:lvlJc w:val="left"/>
+      <w:pPr>
+        <w:ind w:left="2640" w:hanging="440"/>
+      </w:pPr>
+    </w:lvl>
+    <w:lvl w:ilvl="5" w:tentative="on" w:tplc="409001b">
+      <w:start w:val="1"/>
+      <w:numFmt w:val="lowerRoman"/>
+      <w:lvlText w:val="%6."/>
+      <w:lvlJc w:val="right"/>
+      <w:pPr>
+        <w:ind w:left="3080" w:hanging="440"/>
+      </w:pPr>
+    </w:lvl>
+    <w:lvl w:ilvl="6" w:tentative="on" w:tplc="409000f">
+      <w:start w:val="1"/>
+      <w:lvlText w:val="%7."/>
+      <w:lvlJc w:val="left"/>
+      <w:pPr>
+        <w:ind w:left="3520" w:hanging="440"/>
+      </w:pPr>
+    </w:lvl>
+    <w:lvl w:ilvl="7" w:tentative="on" w:tplc="4090019">
+      <w:start w:val="1"/>
+      <w:numFmt w:val="upperLetter"/>
+      <w:lvlText w:val="%8."/>
+      <w:lvlJc w:val="left"/>
+      <w:pPr>
+        <w:ind w:left="3960" w:hanging="440"/>
+      </w:pPr>
+    </w:lvl>
+    <w:lvl w:ilvl="8" w:tentative="on" w:tplc="409001b">
+      <w:start w:val="1"/>
+      <w:numFmt w:val="lowerRoman"/>
+      <w:lvlText w:val="%9."/>
+      <w:lvlJc w:val="right"/>
+      <w:pPr>
+        <w:ind w:left="4400" w:hanging="440"/>
+      </w:pPr>
+    </w:lvl>
+  </w:abstractNum>
+  <w:abstractNum w:abstractNumId="1">
     <w:nsid w:val="2dad1435"/>
     <w:multiLevelType w:val="hybridMultilevel"/>
     <w:tmpl w:val="e016541e"/>
@@ -4448,89 +4515,6 @@
       </w:pPr>
     </w:lvl>
     <w:lvl w:ilvl="4" w:tplc="4090019">
-      <w:start w:val="1"/>
-      <w:numFmt w:val="upperLetter"/>
-      <w:lvlText w:val="%5."/>
-      <w:lvlJc w:val="left"/>
-      <w:pPr>
-        <w:ind w:left="2640" w:hanging="440"/>
-      </w:pPr>
-    </w:lvl>
-    <w:lvl w:ilvl="5" w:tentative="on" w:tplc="409001b">
-      <w:start w:val="1"/>
-      <w:numFmt w:val="lowerRoman"/>
-      <w:lvlText w:val="%6."/>
-      <w:lvlJc w:val="right"/>
-      <w:pPr>
-        <w:ind w:left="3080" w:hanging="440"/>
-      </w:pPr>
-    </w:lvl>
-    <w:lvl w:ilvl="6" w:tentative="on" w:tplc="409000f">
-      <w:start w:val="1"/>
-      <w:lvlText w:val="%7."/>
-      <w:lvlJc w:val="left"/>
-      <w:pPr>
-        <w:ind w:left="3520" w:hanging="440"/>
-      </w:pPr>
-    </w:lvl>
-    <w:lvl w:ilvl="7" w:tentative="on" w:tplc="4090019">
-      <w:start w:val="1"/>
-      <w:numFmt w:val="upperLetter"/>
-      <w:lvlText w:val="%8."/>
-      <w:lvlJc w:val="left"/>
-      <w:pPr>
-        <w:ind w:left="3960" w:hanging="440"/>
-      </w:pPr>
-    </w:lvl>
-    <w:lvl w:ilvl="8" w:tentative="on" w:tplc="409001b">
-      <w:start w:val="1"/>
-      <w:numFmt w:val="lowerRoman"/>
-      <w:lvlText w:val="%9."/>
-      <w:lvlJc w:val="right"/>
-      <w:pPr>
-        <w:ind w:left="4400" w:hanging="440"/>
-      </w:pPr>
-    </w:lvl>
-  </w:abstractNum>
-  <w:abstractNum w:abstractNumId="1">
-    <w:nsid w:val="3ac266de"/>
-    <w:multiLevelType w:val="hybridMultilevel"/>
-    <w:tmpl w:val="4d04fcf4"/>
-    <w:lvl w:ilvl="0" w:tplc="409000f">
-      <w:start w:val="1"/>
-      <w:lvlText w:val="%1."/>
-      <w:lvlJc w:val="left"/>
-      <w:pPr>
-        <w:ind w:left="880" w:hanging="440"/>
-      </w:pPr>
-    </w:lvl>
-    <w:lvl w:ilvl="1" w:tplc="4090019">
-      <w:start w:val="1"/>
-      <w:numFmt w:val="upperLetter"/>
-      <w:lvlText w:val="%2."/>
-      <w:lvlJc w:val="left"/>
-      <w:pPr>
-        <w:ind w:left="1320" w:hanging="440"/>
-      </w:pPr>
-    </w:lvl>
-    <w:lvl w:ilvl="2" w:tplc="409001b">
-      <w:start w:val="1"/>
-      <w:numFmt w:val="lowerRoman"/>
-      <w:lvlText w:val="%3."/>
-      <w:lvlJc w:val="right"/>
-      <w:pPr>
-        <w:ind w:left="1760" w:hanging="440"/>
-      </w:pPr>
-    </w:lvl>
-    <w:lvl w:ilvl="3" w:tplc="409000f">
-      <w:start w:val="1"/>
-      <w:lvlText w:val="%4."/>
-      <w:lvlJc w:val="left"/>
-      <w:pPr>
-        <w:ind w:left="2200" w:hanging="440"/>
-      </w:pPr>
-    </w:lvl>
-    <w:lvl w:ilvl="4" w:tentative="on" w:tplc="4090019">
       <w:start w:val="1"/>
       <w:numFmt w:val="upperLetter"/>
       <w:lvlText w:val="%5."/>
@@ -4667,10 +4651,10 @@
     </w:lvl>
   </w:abstractNum>
   <w:num w:numId="1">
-    <w:abstractNumId w:val="1"/>
+    <w:abstractNumId w:val="0"/>
   </w:num>
   <w:num w:numId="2">
-    <w:abstractNumId w:val="0"/>
+    <w:abstractNumId w:val="1"/>
   </w:num>
   <w:num w:numId="3">
     <w:abstractNumId w:val="2"/>
@@ -4716,22 +4700,22 @@
     <w:lsdException w:name="index 7" w:semiHidden="1" w:unhideWhenUsed="1"/>
     <w:lsdException w:name="index 8" w:semiHidden="1" w:unhideWhenUsed="1"/>
     <w:lsdException w:name="index 9" w:semiHidden="1" w:unhideWhenUsed="1"/>
-    <w:lsdException w:name="toc 1" w:semiHidden="1" w:uiPriority="57" w:unhideWhenUsed="1"/>
-    <w:lsdException w:name="toc 2" w:semiHidden="1" w:uiPriority="57" w:unhideWhenUsed="1"/>
-    <w:lsdException w:name="toc 3" w:semiHidden="1" w:uiPriority="57" w:unhideWhenUsed="1"/>
-    <w:lsdException w:name="toc 4" w:semiHidden="1" w:uiPriority="57" w:unhideWhenUsed="1"/>
-    <w:lsdException w:name="toc 5" w:semiHidden="1" w:uiPriority="57" w:unhideWhenUsed="1"/>
-    <w:lsdException w:name="toc 6" w:semiHidden="1" w:uiPriority="57" w:unhideWhenUsed="1"/>
-    <w:lsdException w:name="toc 7" w:semiHidden="1" w:uiPriority="57" w:unhideWhenUsed="1"/>
-    <w:lsdException w:name="toc 8" w:semiHidden="1" w:uiPriority="57" w:unhideWhenUsed="1"/>
-    <w:lsdException w:name="toc 9" w:semiHidden="1" w:uiPriority="57" w:unhideWhenUsed="1"/>
+    <w:lsdException w:name="toc 1" w:semiHidden="1" w:uiPriority="87" w:unhideWhenUsed="1"/>
+    <w:lsdException w:name="toc 2" w:semiHidden="1" w:uiPriority="87" w:unhideWhenUsed="1"/>
+    <w:lsdException w:name="toc 3" w:semiHidden="1" w:uiPriority="87" w:unhideWhenUsed="1"/>
+    <w:lsdException w:name="toc 4" w:semiHidden="1" w:uiPriority="87" w:unhideWhenUsed="1"/>
+    <w:lsdException w:name="toc 5" w:semiHidden="1" w:uiPriority="87" w:unhideWhenUsed="1"/>
+    <w:lsdException w:name="toc 6" w:semiHidden="1" w:uiPriority="87" w:unhideWhenUsed="1"/>
+    <w:lsdException w:name="toc 7" w:semiHidden="1" w:uiPriority="87" w:unhideWhenUsed="1"/>
+    <w:lsdException w:name="toc 8" w:semiHidden="1" w:uiPriority="87" w:unhideWhenUsed="1"/>
+    <w:lsdException w:name="toc 9" w:semiHidden="1" w:uiPriority="87" w:unhideWhenUsed="1"/>
     <w:lsdException w:name="Normal Indent" w:semiHidden="1" w:unhideWhenUsed="1"/>
     <w:lsdException w:name="footnote text" w:semiHidden="1" w:unhideWhenUsed="1"/>
     <w:lsdException w:name="annotation text" w:semiHidden="1" w:unhideWhenUsed="1"/>
     <w:lsdException w:name="header" w:semiHidden="1" w:unhideWhenUsed="1"/>
     <w:lsdException w:name="footer" w:semiHidden="1" w:unhideWhenUsed="1"/>
     <w:lsdException w:name="index heading" w:semiHidden="1" w:unhideWhenUsed="1"/>
-    <w:lsdException w:name="caption" w:semiHidden="1" w:uiPriority="53" w:unhideWhenUsed="1" w:qFormat="1"/>
+    <w:lsdException w:name="caption" w:semiHidden="1" w:uiPriority="83" w:unhideWhenUsed="1" w:qFormat="1"/>
     <w:lsdException w:name="table of figures" w:semiHidden="1" w:unhideWhenUsed="1"/>
     <w:lsdException w:name="envelope address" w:semiHidden="1" w:unhideWhenUsed="1"/>
     <w:lsdException w:name="envelope return" w:semiHidden="1" w:unhideWhenUsed="1"/>
@@ -4759,7 +4743,7 @@
     <w:lsdException w:name="List Number 3" w:semiHidden="1" w:unhideWhenUsed="1"/>
     <w:lsdException w:name="List Number 4" w:semiHidden="1" w:unhideWhenUsed="1"/>
     <w:lsdException w:name="List Number 5" w:semiHidden="1" w:unhideWhenUsed="1"/>
-    <w:lsdException w:name="Title" w:uiPriority="16" w:qFormat="1"/>
+    <w:lsdException w:name="Title" w:uiPriority="22" w:qFormat="1"/>
     <w:lsdException w:name="Closing" w:semiHidden="1" w:unhideWhenUsed="1"/>
     <w:lsdException w:name="Signature" w:semiHidden="1" w:unhideWhenUsed="1"/>
     <w:lsdException w:name="Default Paragraph Font" w:semiHidden="1" w:uiPriority="1" w:unhideWhenUsed="1"/>
@@ -4771,7 +4755,7 @@
     <w:lsdException w:name="List Continue 4" w:semiHidden="1" w:unhideWhenUsed="1"/>
     <w:lsdException w:name="List Continue 5" w:semiHidden="1" w:unhideWhenUsed="1"/>
     <w:lsdException w:name="Message Header" w:semiHidden="1" w:unhideWhenUsed="1"/>
-    <w:lsdException w:name="Subtitle" w:uiPriority="17" w:qFormat="1"/>
+    <w:lsdException w:name="Subtitle" w:uiPriority="23" w:qFormat="1"/>
     <w:lsdException w:name="Salutation" w:semiHidden="1" w:unhideWhenUsed="1"/>
     <w:lsdException w:name="Date" w:semiHidden="1" w:unhideWhenUsed="1"/>
     <w:lsdException w:name="Body Text First Indent" w:semiHidden="1" w:unhideWhenUsed="1"/>
@@ -4784,8 +4768,8 @@
     <w:lsdException w:name="Block Text" w:semiHidden="1" w:unhideWhenUsed="1"/>
     <w:lsdException w:name="Hyperlink" w:semiHidden="1" w:unhideWhenUsed="1"/>
     <w:lsdException w:name="FollowedHyperlink" w:semiHidden="1" w:unhideWhenUsed="1"/>
-    <w:lsdException w:name="Strong" w:uiPriority="34" w:qFormat="1"/>
-    <w:lsdException w:name="Emphasis" w:uiPriority="32" w:qFormat="1"/>
+    <w:lsdException w:name="Strong" w:uiPriority="52" w:qFormat="1"/>
+    <w:lsdException w:name="Emphasis" w:uiPriority="50" w:qFormat="1"/>
     <w:lsdException w:name="Document Map" w:semiHidden="1" w:unhideWhenUsed="1"/>
     <w:lsdException w:name="Plain Text" w:semiHidden="1" w:unhideWhenUsed="1"/>
     <w:lsdException w:name="E-mail Signature" w:semiHidden="1" w:unhideWhenUsed="1"/>
@@ -4851,223 +4835,223 @@
     <w:lsdException w:name="Table Web 2" w:semiHidden="1" w:unhideWhenUsed="1"/>
     <w:lsdException w:name="Table Web 3" w:semiHidden="1" w:unhideWhenUsed="1"/>
     <w:lsdException w:name="Balloon Text" w:semiHidden="1" w:unhideWhenUsed="1"/>
-    <w:lsdException w:name="Table Grid" w:uiPriority="57"/>
+    <w:lsdException w:name="Table Grid" w:uiPriority="87"/>
     <w:lsdException w:name="Table Theme" w:semiHidden="1" w:unhideWhenUsed="1"/>
     <w:lsdException w:name="Placeholder Text" w:semiHidden="1"/>
     <w:lsdException w:name="No Spacing" w:uiPriority="1" w:qFormat="1"/>
-    <w:lsdException w:name="Light Shading" w:uiPriority="96"/>
-    <w:lsdException w:name="Light List" w:uiPriority="97"/>
-    <w:lsdException w:name="Light Grid" w:uiPriority="98"/>
-    <w:lsdException w:name="Medium Shading 1" w:uiPriority="99"/>
-    <w:lsdException w:name="Medium Shading 2" w:uiPriority="100"/>
-    <w:lsdException w:name="Medium List 1" w:uiPriority="101"/>
-    <w:lsdException w:name="Medium List 2" w:uiPriority="102"/>
-    <w:lsdException w:name="Medium Grid 1" w:uiPriority="103"/>
-    <w:lsdException w:name="Medium Grid 2" w:uiPriority="104"/>
-    <w:lsdException w:name="Medium Grid 3" w:uiPriority="105"/>
-    <w:lsdException w:name="Dark List" w:uiPriority="112"/>
-    <w:lsdException w:name="Colorful Shading" w:uiPriority="113"/>
-    <w:lsdException w:name="Colorful List" w:uiPriority="114"/>
-    <w:lsdException w:name="Colorful Grid" w:uiPriority="115"/>
-    <w:lsdException w:name="Light Shading Accent 1" w:uiPriority="96"/>
-    <w:lsdException w:name="Light List Accent 1" w:uiPriority="97"/>
-    <w:lsdException w:name="Light Grid Accent 1" w:uiPriority="98"/>
-    <w:lsdException w:name="Medium Shading 1 Accent 1" w:uiPriority="99"/>
-    <w:lsdException w:name="Medium Shading 2 Accent 1" w:uiPriority="100"/>
-    <w:lsdException w:name="Medium List 1 Accent 1" w:uiPriority="101"/>
+    <w:lsdException w:name="Light Shading" w:uiPriority="150"/>
+    <w:lsdException w:name="Light List" w:uiPriority="151"/>
+    <w:lsdException w:name="Light Grid" w:uiPriority="152"/>
+    <w:lsdException w:name="Medium Shading 1" w:uiPriority="153"/>
+    <w:lsdException w:name="Medium Shading 2" w:uiPriority="256"/>
+    <w:lsdException w:name="Medium List 1" w:uiPriority="257"/>
+    <w:lsdException w:name="Medium List 2" w:uiPriority="258"/>
+    <w:lsdException w:name="Medium Grid 1" w:uiPriority="259"/>
+    <w:lsdException w:name="Medium Grid 2" w:uiPriority="260"/>
+    <w:lsdException w:name="Medium Grid 3" w:uiPriority="261"/>
+    <w:lsdException w:name="Dark List" w:uiPriority="274"/>
+    <w:lsdException w:name="Colorful Shading" w:uiPriority="275"/>
+    <w:lsdException w:name="Colorful List" w:uiPriority="276"/>
+    <w:lsdException w:name="Colorful Grid" w:uiPriority="277"/>
+    <w:lsdException w:name="Light Shading Accent 1" w:uiPriority="150"/>
+    <w:lsdException w:name="Light List Accent 1" w:uiPriority="151"/>
+    <w:lsdException w:name="Light Grid Accent 1" w:uiPriority="152"/>
+    <w:lsdException w:name="Medium Shading 1 Accent 1" w:uiPriority="153"/>
+    <w:lsdException w:name="Medium Shading 2 Accent 1" w:uiPriority="256"/>
+    <w:lsdException w:name="Medium List 1 Accent 1" w:uiPriority="257"/>
     <w:lsdException w:name="Revision" w:semiHidden="1"/>
-    <w:lsdException w:name="List Paragraph" w:uiPriority="52" w:qFormat="1"/>
-    <w:lsdException w:name="Quote" w:uiPriority="41" w:qFormat="1"/>
-    <w:lsdException w:name="Intense Quote" w:uiPriority="48" w:qFormat="1"/>
-    <w:lsdException w:name="Medium List 2 Accent 1" w:uiPriority="102"/>
-    <w:lsdException w:name="Medium Grid 1 Accent 1" w:uiPriority="103"/>
-    <w:lsdException w:name="Medium Grid 2 Accent 1" w:uiPriority="104"/>
-    <w:lsdException w:name="Medium Grid 3 Accent 1" w:uiPriority="105"/>
-    <w:lsdException w:name="Dark List Accent 1" w:uiPriority="112"/>
-    <w:lsdException w:name="Colorful Shading Accent 1" w:uiPriority="113"/>
-    <w:lsdException w:name="Colorful List Accent 1" w:uiPriority="114"/>
-    <w:lsdException w:name="Colorful Grid Accent 1" w:uiPriority="115"/>
-    <w:lsdException w:name="Light Shading Accent 2" w:uiPriority="96"/>
-    <w:lsdException w:name="Light List Accent 2" w:uiPriority="97"/>
-    <w:lsdException w:name="Light Grid Accent 2" w:uiPriority="98"/>
-    <w:lsdException w:name="Medium Shading 1 Accent 2" w:uiPriority="99"/>
-    <w:lsdException w:name="Medium Shading 2 Accent 2" w:uiPriority="100"/>
-    <w:lsdException w:name="Medium List 1 Accent 2" w:uiPriority="101"/>
-    <w:lsdException w:name="Medium List 2 Accent 2" w:uiPriority="102"/>
-    <w:lsdException w:name="Medium Grid 1 Accent 2" w:uiPriority="103"/>
-    <w:lsdException w:name="Medium Grid 2 Accent 2" w:uiPriority="104"/>
-    <w:lsdException w:name="Medium Grid 3 Accent 2" w:uiPriority="105"/>
-    <w:lsdException w:name="Dark List Accent 2" w:uiPriority="112"/>
-    <w:lsdException w:name="Colorful Shading Accent 2" w:uiPriority="113"/>
-    <w:lsdException w:name="Colorful List Accent 2" w:uiPriority="114"/>
-    <w:lsdException w:name="Colorful Grid Accent 2" w:uiPriority="115"/>
-    <w:lsdException w:name="Light Shading Accent 3" w:uiPriority="96"/>
-    <w:lsdException w:name="Light List Accent 3" w:uiPriority="97"/>
-    <w:lsdException w:name="Light Grid Accent 3" w:uiPriority="98"/>
-    <w:lsdException w:name="Medium Shading 1 Accent 3" w:uiPriority="99"/>
-    <w:lsdException w:name="Medium Shading 2 Accent 3" w:uiPriority="100"/>
-    <w:lsdException w:name="Medium List 1 Accent 3" w:uiPriority="101"/>
-    <w:lsdException w:name="Medium List 2 Accent 3" w:uiPriority="102"/>
-    <w:lsdException w:name="Medium Grid 1 Accent 3" w:uiPriority="103"/>
-    <w:lsdException w:name="Medium Grid 2 Accent 3" w:uiPriority="104"/>
-    <w:lsdException w:name="Medium Grid 3 Accent 3" w:uiPriority="105"/>
-    <w:lsdException w:name="Dark List Accent 3" w:uiPriority="112"/>
-    <w:lsdException w:name="Colorful Shading Accent 3" w:uiPriority="113"/>
-    <w:lsdException w:name="Colorful List Accent 3" w:uiPriority="114"/>
-    <w:lsdException w:name="Colorful Grid Accent 3" w:uiPriority="115"/>
-    <w:lsdException w:name="Light Shading Accent 4" w:uiPriority="96"/>
-    <w:lsdException w:name="Light List Accent 4" w:uiPriority="97"/>
-    <w:lsdException w:name="Light Grid Accent 4" w:uiPriority="98"/>
-    <w:lsdException w:name="Medium Shading 1 Accent 4" w:uiPriority="99"/>
-    <w:lsdException w:name="Medium Shading 2 Accent 4" w:uiPriority="100"/>
-    <w:lsdException w:name="Medium List 1 Accent 4" w:uiPriority="101"/>
-    <w:lsdException w:name="Medium List 2 Accent 4" w:uiPriority="102"/>
-    <w:lsdException w:name="Medium Grid 1 Accent 4" w:uiPriority="103"/>
-    <w:lsdException w:name="Medium Grid 2 Accent 4" w:uiPriority="104"/>
-    <w:lsdException w:name="Medium Grid 3 Accent 4" w:uiPriority="105"/>
-    <w:lsdException w:name="Dark List Accent 4" w:uiPriority="112"/>
-    <w:lsdException w:name="Colorful Shading Accent 4" w:uiPriority="113"/>
-    <w:lsdException w:name="Colorful List Accent 4" w:uiPriority="114"/>
-    <w:lsdException w:name="Colorful Grid Accent 4" w:uiPriority="115"/>
-    <w:lsdException w:name="Light Shading Accent 5" w:uiPriority="96"/>
-    <w:lsdException w:name="Light List Accent 5" w:uiPriority="97"/>
-    <w:lsdException w:name="Light Grid Accent 5" w:uiPriority="98"/>
-    <w:lsdException w:name="Medium Shading 1 Accent 5" w:uiPriority="99"/>
-    <w:lsdException w:name="Medium Shading 2 Accent 5" w:uiPriority="100"/>
-    <w:lsdException w:name="Medium List 1 Accent 5" w:uiPriority="101"/>
-    <w:lsdException w:name="Medium List 2 Accent 5" w:uiPriority="102"/>
-    <w:lsdException w:name="Medium Grid 1 Accent 5" w:uiPriority="103"/>
-    <w:lsdException w:name="Medium Grid 2 Accent 5" w:uiPriority="104"/>
-    <w:lsdException w:name="Medium Grid 3 Accent 5" w:uiPriority="105"/>
-    <w:lsdException w:name="Dark List Accent 5" w:uiPriority="112"/>
-    <w:lsdException w:name="Colorful Shading Accent 5" w:uiPriority="113"/>
-    <w:lsdException w:name="Colorful List Accent 5" w:uiPriority="114"/>
-    <w:lsdException w:name="Colorful Grid Accent 5" w:uiPriority="115"/>
-    <w:lsdException w:name="Light Shading Accent 6" w:uiPriority="96"/>
-    <w:lsdException w:name="Light List Accent 6" w:uiPriority="97"/>
-    <w:lsdException w:name="Light Grid Accent 6" w:uiPriority="98"/>
-    <w:lsdException w:name="Medium Shading 1 Accent 6" w:uiPriority="99"/>
-    <w:lsdException w:name="Medium Shading 2 Accent 6" w:uiPriority="100"/>
-    <w:lsdException w:name="Medium List 1 Accent 6" w:uiPriority="101"/>
-    <w:lsdException w:name="Medium List 2 Accent 6" w:uiPriority="102"/>
-    <w:lsdException w:name="Medium Grid 1 Accent 6" w:uiPriority="103"/>
-    <w:lsdException w:name="Medium Grid 2 Accent 6" w:uiPriority="104"/>
-    <w:lsdException w:name="Medium Grid 3 Accent 6" w:uiPriority="105"/>
-    <w:lsdException w:name="Dark List Accent 6" w:uiPriority="112"/>
-    <w:lsdException w:name="Colorful Shading Accent 6" w:uiPriority="113"/>
-    <w:lsdException w:name="Colorful List Accent 6" w:uiPriority="114"/>
-    <w:lsdException w:name="Colorful Grid Accent 6" w:uiPriority="115"/>
-    <w:lsdException w:name="Subtle Emphasis" w:uiPriority="25" w:qFormat="1"/>
-    <w:lsdException w:name="Intense Emphasis" w:uiPriority="33" w:qFormat="1"/>
-    <w:lsdException w:name="Subtle Reference" w:uiPriority="49" w:qFormat="1"/>
-    <w:lsdException w:name="Intense Reference" w:uiPriority="50" w:qFormat="1"/>
-    <w:lsdException w:name="Book Title" w:uiPriority="51" w:qFormat="1"/>
-    <w:lsdException w:name="Bibliography" w:semiHidden="1" w:uiPriority="55" w:unhideWhenUsed="1"/>
-    <w:lsdException w:name="TOC Heading" w:semiHidden="1" w:uiPriority="57" w:unhideWhenUsed="1" w:qFormat="1"/>
-    <w:lsdException w:name="Plain Table 1" w:uiPriority="65"/>
-    <w:lsdException w:name="Plain Table 2" w:uiPriority="66"/>
-    <w:lsdException w:name="Plain Table 3" w:uiPriority="67"/>
-    <w:lsdException w:name="Plain Table 4" w:uiPriority="68"/>
-    <w:lsdException w:name="Plain Table 5" w:uiPriority="69"/>
-    <w:lsdException w:name="Grid Table Light" w:uiPriority="64"/>
-    <w:lsdException w:name="Grid Table 1 Light" w:uiPriority="70"/>
-    <w:lsdException w:name="Grid Table 2" w:uiPriority="71"/>
-    <w:lsdException w:name="Grid Table 3" w:uiPriority="72"/>
-    <w:lsdException w:name="Grid Table 4" w:uiPriority="73"/>
-    <w:lsdException w:name="Grid Table 5 Dark" w:uiPriority="80"/>
-    <w:lsdException w:name="Grid Table 6 Colorful" w:uiPriority="81"/>
-    <w:lsdException w:name="Grid Table 7 Colorful" w:uiPriority="82"/>
-    <w:lsdException w:name="Grid Table 1 Light Accent 1" w:uiPriority="70"/>
-    <w:lsdException w:name="Grid Table 2 Accent 1" w:uiPriority="71"/>
-    <w:lsdException w:name="Grid Table 3 Accent 1" w:uiPriority="72"/>
-    <w:lsdException w:name="Grid Table 4 Accent 1" w:uiPriority="73"/>
-    <w:lsdException w:name="Grid Table 5 Dark Accent 1" w:uiPriority="80"/>
-    <w:lsdException w:name="Grid Table 6 Colorful Accent 1" w:uiPriority="81"/>
-    <w:lsdException w:name="Grid Table 7 Colorful Accent 1" w:uiPriority="82"/>
-    <w:lsdException w:name="Grid Table 1 Light Accent 2" w:uiPriority="70"/>
-    <w:lsdException w:name="Grid Table 2 Accent 2" w:uiPriority="71"/>
-    <w:lsdException w:name="Grid Table 3 Accent 2" w:uiPriority="72"/>
-    <w:lsdException w:name="Grid Table 4 Accent 2" w:uiPriority="73"/>
-    <w:lsdException w:name="Grid Table 5 Dark Accent 2" w:uiPriority="80"/>
-    <w:lsdException w:name="Grid Table 6 Colorful Accent 2" w:uiPriority="81"/>
-    <w:lsdException w:name="Grid Table 7 Colorful Accent 2" w:uiPriority="82"/>
-    <w:lsdException w:name="Grid Table 1 Light Accent 3" w:uiPriority="70"/>
-    <w:lsdException w:name="Grid Table 2 Accent 3" w:uiPriority="71"/>
-    <w:lsdException w:name="Grid Table 3 Accent 3" w:uiPriority="72"/>
-    <w:lsdException w:name="Grid Table 4 Accent 3" w:uiPriority="73"/>
-    <w:lsdException w:name="Grid Table 5 Dark Accent 3" w:uiPriority="80"/>
-    <w:lsdException w:name="Grid Table 6 Colorful Accent 3" w:uiPriority="81"/>
-    <w:lsdException w:name="Grid Table 7 Colorful Accent 3" w:uiPriority="82"/>
-    <w:lsdException w:name="Grid Table 1 Light Accent 4" w:uiPriority="70"/>
-    <w:lsdException w:name="Grid Table 2 Accent 4" w:uiPriority="71"/>
-    <w:lsdException w:name="Grid Table 3 Accent 4" w:uiPriority="72"/>
-    <w:lsdException w:name="Grid Table 4 Accent 4" w:uiPriority="73"/>
-    <w:lsdException w:name="Grid Table 5 Dark Accent 4" w:uiPriority="80"/>
-    <w:lsdException w:name="Grid Table 6 Colorful Accent 4" w:uiPriority="81"/>
-    <w:lsdException w:name="Grid Table 7 Colorful Accent 4" w:uiPriority="82"/>
-    <w:lsdException w:name="Grid Table 1 Light Accent 5" w:uiPriority="70"/>
-    <w:lsdException w:name="Grid Table 2 Accent 5" w:uiPriority="71"/>
-    <w:lsdException w:name="Grid Table 3 Accent 5" w:uiPriority="72"/>
-    <w:lsdException w:name="Grid Table 4 Accent 5" w:uiPriority="73"/>
-    <w:lsdException w:name="Grid Table 5 Dark Accent 5" w:uiPriority="80"/>
-    <w:lsdException w:name="Grid Table 6 Colorful Accent 5" w:uiPriority="81"/>
-    <w:lsdException w:name="Grid Table 7 Colorful Accent 5" w:uiPriority="82"/>
-    <w:lsdException w:name="Grid Table 1 Light Accent 6" w:uiPriority="70"/>
-    <w:lsdException w:name="Grid Table 2 Accent 6" w:uiPriority="71"/>
-    <w:lsdException w:name="Grid Table 3 Accent 6" w:uiPriority="72"/>
-    <w:lsdException w:name="Grid Table 4 Accent 6" w:uiPriority="73"/>
-    <w:lsdException w:name="Grid Table 5 Dark Accent 6" w:uiPriority="80"/>
-    <w:lsdException w:name="Grid Table 6 Colorful Accent 6" w:uiPriority="81"/>
-    <w:lsdException w:name="Grid Table 7 Colorful Accent 6" w:uiPriority="82"/>
-    <w:lsdException w:name="List Table 1 Light" w:uiPriority="70"/>
-    <w:lsdException w:name="List Table 2" w:uiPriority="71"/>
-    <w:lsdException w:name="List Table 3" w:uiPriority="72"/>
-    <w:lsdException w:name="List Table 4" w:uiPriority="73"/>
-    <w:lsdException w:name="List Table 5 Dark" w:uiPriority="80"/>
-    <w:lsdException w:name="List Table 6 Colorful" w:uiPriority="81"/>
-    <w:lsdException w:name="List Table 7 Colorful" w:uiPriority="82"/>
-    <w:lsdException w:name="List Table 1 Light Accent 1" w:uiPriority="70"/>
-    <w:lsdException w:name="List Table 2 Accent 1" w:uiPriority="71"/>
-    <w:lsdException w:name="List Table 3 Accent 1" w:uiPriority="72"/>
-    <w:lsdException w:name="List Table 4 Accent 1" w:uiPriority="73"/>
-    <w:lsdException w:name="List Table 5 Dark Accent 1" w:uiPriority="80"/>
-    <w:lsdException w:name="List Table 6 Colorful Accent 1" w:uiPriority="81"/>
-    <w:lsdException w:name="List Table 7 Colorful Accent 1" w:uiPriority="82"/>
-    <w:lsdException w:name="List Table 1 Light Accent 2" w:uiPriority="70"/>
-    <w:lsdException w:name="List Table 2 Accent 2" w:uiPriority="71"/>
-    <w:lsdException w:name="List Table 3 Accent 2" w:uiPriority="72"/>
-    <w:lsdException w:name="List Table 4 Accent 2" w:uiPriority="73"/>
-    <w:lsdException w:name="List Table 5 Dark Accent 2" w:uiPriority="80"/>
-    <w:lsdException w:name="List Table 6 Colorful Accent 2" w:uiPriority="81"/>
-    <w:lsdException w:name="List Table 7 Colorful Accent 2" w:uiPriority="82"/>
-    <w:lsdException w:name="List Table 1 Light Accent 3" w:uiPriority="70"/>
-    <w:lsdException w:name="List Table 2 Accent 3" w:uiPriority="71"/>
-    <w:lsdException w:name="List Table 3 Accent 3" w:uiPriority="72"/>
-    <w:lsdException w:name="List Table 4 Accent 3" w:uiPriority="73"/>
-    <w:lsdException w:name="List Table 5 Dark Accent 3" w:uiPriority="80"/>
-    <w:lsdException w:name="List Table 6 Colorful Accent 3" w:uiPriority="81"/>
-    <w:lsdException w:name="List Table 7 Colorful Accent 3" w:uiPriority="82"/>
-    <w:lsdException w:name="List Table 1 Light Accent 4" w:uiPriority="70"/>
-    <w:lsdException w:name="List Table 2 Accent 4" w:uiPriority="71"/>
-    <w:lsdException w:name="List Table 3 Accent 4" w:uiPriority="72"/>
-    <w:lsdException w:name="List Table 4 Accent 4" w:uiPriority="73"/>
-    <w:lsdException w:name="List Table 5 Dark Accent 4" w:uiPriority="80"/>
-    <w:lsdException w:name="List Table 6 Colorful Accent 4" w:uiPriority="81"/>
-    <w:lsdException w:name="List Table 7 Colorful Accent 4" w:uiPriority="82"/>
-    <w:lsdException w:name="List Table 1 Light Accent 5" w:uiPriority="70"/>
-    <w:lsdException w:name="List Table 2 Accent 5" w:uiPriority="71"/>
-    <w:lsdException w:name="List Table 3 Accent 5" w:uiPriority="72"/>
-    <w:lsdException w:name="List Table 4 Accent 5" w:uiPriority="73"/>
-    <w:lsdException w:name="List Table 5 Dark Accent 5" w:uiPriority="80"/>
-    <w:lsdException w:name="List Table 6 Colorful Accent 5" w:uiPriority="81"/>
-    <w:lsdException w:name="List Table 7 Colorful Accent 5" w:uiPriority="82"/>
-    <w:lsdException w:name="List Table 1 Light Accent 6" w:uiPriority="70"/>
-    <w:lsdException w:name="List Table 2 Accent 6" w:uiPriority="71"/>
-    <w:lsdException w:name="List Table 3 Accent 6" w:uiPriority="72"/>
-    <w:lsdException w:name="List Table 4 Accent 6" w:uiPriority="73"/>
-    <w:lsdException w:name="List Table 5 Dark Accent 6" w:uiPriority="80"/>
-    <w:lsdException w:name="List Table 6 Colorful Accent 6" w:uiPriority="81"/>
-    <w:lsdException w:name="List Table 7 Colorful Accent 6" w:uiPriority="82"/>
+    <w:lsdException w:name="List Paragraph" w:uiPriority="82" w:qFormat="1"/>
+    <w:lsdException w:name="Quote" w:uiPriority="65" w:qFormat="1"/>
+    <w:lsdException w:name="Intense Quote" w:uiPriority="72" w:qFormat="1"/>
+    <w:lsdException w:name="Medium List 2 Accent 1" w:uiPriority="258"/>
+    <w:lsdException w:name="Medium Grid 1 Accent 1" w:uiPriority="259"/>
+    <w:lsdException w:name="Medium Grid 2 Accent 1" w:uiPriority="260"/>
+    <w:lsdException w:name="Medium Grid 3 Accent 1" w:uiPriority="261"/>
+    <w:lsdException w:name="Dark List Accent 1" w:uiPriority="274"/>
+    <w:lsdException w:name="Colorful Shading Accent 1" w:uiPriority="275"/>
+    <w:lsdException w:name="Colorful List Accent 1" w:uiPriority="276"/>
+    <w:lsdException w:name="Colorful Grid Accent 1" w:uiPriority="277"/>
+    <w:lsdException w:name="Light Shading Accent 2" w:uiPriority="150"/>
+    <w:lsdException w:name="Light List Accent 2" w:uiPriority="151"/>
+    <w:lsdException w:name="Light Grid Accent 2" w:uiPriority="152"/>
+    <w:lsdException w:name="Medium Shading 1 Accent 2" w:uiPriority="153"/>
+    <w:lsdException w:name="Medium Shading 2 Accent 2" w:uiPriority="256"/>
+    <w:lsdException w:name="Medium List 1 Accent 2" w:uiPriority="257"/>
+    <w:lsdException w:name="Medium List 2 Accent 2" w:uiPriority="258"/>
+    <w:lsdException w:name="Medium Grid 1 Accent 2" w:uiPriority="259"/>
+    <w:lsdException w:name="Medium Grid 2 Accent 2" w:uiPriority="260"/>
+    <w:lsdException w:name="Medium Grid 3 Accent 2" w:uiPriority="261"/>
+    <w:lsdException w:name="Dark List Accent 2" w:uiPriority="274"/>
+    <w:lsdException w:name="Colorful Shading Accent 2" w:uiPriority="275"/>
+    <w:lsdException w:name="Colorful List Accent 2" w:uiPriority="276"/>
+    <w:lsdException w:name="Colorful Grid Accent 2" w:uiPriority="277"/>
+    <w:lsdException w:name="Light Shading Accent 3" w:uiPriority="150"/>
+    <w:lsdException w:name="Light List Accent 3" w:uiPriority="151"/>
+    <w:lsdException w:name="Light Grid Accent 3" w:uiPriority="152"/>
+    <w:lsdException w:name="Medium Shading 1 Accent 3" w:uiPriority="153"/>
+    <w:lsdException w:name="Medium Shading 2 Accent 3" w:uiPriority="256"/>
+    <w:lsdException w:name="Medium List 1 Accent 3" w:uiPriority="257"/>
+    <w:lsdException w:name="Medium List 2 Accent 3" w:uiPriority="258"/>
+    <w:lsdException w:name="Medium Grid 1 Accent 3" w:uiPriority="259"/>
+    <w:lsdException w:name="Medium Grid 2 Accent 3" w:uiPriority="260"/>
+    <w:lsdException w:name="Medium Grid 3 Accent 3" w:uiPriority="261"/>
+    <w:lsdException w:name="Dark List Accent 3" w:uiPriority="274"/>
+    <w:lsdException w:name="Colorful Shading Accent 3" w:uiPriority="275"/>
+    <w:lsdException w:name="Colorful List Accent 3" w:uiPriority="276"/>
+    <w:lsdException w:name="Colorful Grid Accent 3" w:uiPriority="277"/>
+    <w:lsdException w:name="Light Shading Accent 4" w:uiPriority="150"/>
+    <w:lsdException w:name="Light List Accent 4" w:uiPriority="151"/>
+    <w:lsdException w:name="Light Grid Accent 4" w:uiPriority="152"/>
+    <w:lsdException w:name="Medium Shading 1 Accent 4" w:uiPriority="153"/>
+    <w:lsdException w:name="Medium Shading 2 Accent 4" w:uiPriority="256"/>
+    <w:lsdException w:name="Medium List 1 Accent 4" w:uiPriority="257"/>
+    <w:lsdException w:name="Medium List 2 Accent 4" w:uiPriority="258"/>
+    <w:lsdException w:name="Medium Grid 1 Accent 4" w:uiPriority="259"/>
+    <w:lsdException w:name="Medium Grid 2 Accent 4" w:uiPriority="260"/>
+    <w:lsdException w:name="Medium Grid 3 Accent 4" w:uiPriority="261"/>
+    <w:lsdException w:name="Dark List Accent 4" w:uiPriority="274"/>
+    <w:lsdException w:name="Colorful Shading Accent 4" w:uiPriority="275"/>
+    <w:lsdException w:name="Colorful List Accent 4" w:uiPriority="276"/>
+    <w:lsdException w:name="Colorful Grid Accent 4" w:uiPriority="277"/>
+    <w:lsdException w:name="Light Shading Accent 5" w:uiPriority="150"/>
+    <w:lsdException w:name="Light List Accent 5" w:uiPriority="151"/>
+    <w:lsdException w:name="Light Grid Accent 5" w:uiPriority="152"/>
+    <w:lsdException w:name="Medium Shading 1 Accent 5" w:uiPriority="153"/>
+    <w:lsdException w:name="Medium Shading 2 Accent 5" w:uiPriority="256"/>
+    <w:lsdException w:name="Medium List 1 Accent 5" w:uiPriority="257"/>
+    <w:lsdException w:name="Medium List 2 Accent 5" w:uiPriority="258"/>
+    <w:lsdException w:name="Medium Grid 1 Accent 5" w:uiPriority="259"/>
+    <w:lsdException w:name="Medium Grid 2 Accent 5" w:uiPriority="260"/>
+    <w:lsdException w:name="Medium Grid 3 Accent 5" w:uiPriority="261"/>
+    <w:lsdException w:name="Dark List Accent 5" w:uiPriority="274"/>
+    <w:lsdException w:name="Colorful Shading Accent 5" w:uiPriority="275"/>
+    <w:lsdException w:name="Colorful List Accent 5" w:uiPriority="276"/>
+    <w:lsdException w:name="Colorful Grid Accent 5" w:uiPriority="277"/>
+    <w:lsdException w:name="Light Shading Accent 6" w:uiPriority="150"/>
+    <w:lsdException w:name="Light List Accent 6" w:uiPriority="151"/>
+    <w:lsdException w:name="Light Grid Accent 6" w:uiPriority="152"/>
+    <w:lsdException w:name="Medium Shading 1 Accent 6" w:uiPriority="153"/>
+    <w:lsdException w:name="Medium Shading 2 Accent 6" w:uiPriority="256"/>
+    <w:lsdException w:name="Medium List 1 Accent 6" w:uiPriority="257"/>
+    <w:lsdException w:name="Medium List 2 Accent 6" w:uiPriority="258"/>
+    <w:lsdException w:name="Medium Grid 1 Accent 6" w:uiPriority="259"/>
+    <w:lsdException w:name="Medium Grid 2 Accent 6" w:uiPriority="260"/>
+    <w:lsdException w:name="Medium Grid 3 Accent 6" w:uiPriority="261"/>
+    <w:lsdException w:name="Dark List Accent 6" w:uiPriority="274"/>
+    <w:lsdException w:name="Colorful Shading Accent 6" w:uiPriority="275"/>
+    <w:lsdException w:name="Colorful List Accent 6" w:uiPriority="276"/>
+    <w:lsdException w:name="Colorful Grid Accent 6" w:uiPriority="277"/>
+    <w:lsdException w:name="Subtle Emphasis" w:uiPriority="37" w:qFormat="1"/>
+    <w:lsdException w:name="Intense Emphasis" w:uiPriority="51" w:qFormat="1"/>
+    <w:lsdException w:name="Subtle Reference" w:uiPriority="73" w:qFormat="1"/>
+    <w:lsdException w:name="Intense Reference" w:uiPriority="80" w:qFormat="1"/>
+    <w:lsdException w:name="Book Title" w:uiPriority="81" w:qFormat="1"/>
+    <w:lsdException w:name="Bibliography" w:semiHidden="1" w:uiPriority="85" w:unhideWhenUsed="1"/>
+    <w:lsdException w:name="TOC Heading" w:semiHidden="1" w:uiPriority="87" w:unhideWhenUsed="1" w:qFormat="1"/>
+    <w:lsdException w:name="Plain Table 1" w:uiPriority="101"/>
+    <w:lsdException w:name="Plain Table 2" w:uiPriority="102"/>
+    <w:lsdException w:name="Plain Table 3" w:uiPriority="103"/>
+    <w:lsdException w:name="Plain Table 4" w:uiPriority="104"/>
+    <w:lsdException w:name="Plain Table 5" w:uiPriority="105"/>
+    <w:lsdException w:name="Grid Table Light" w:uiPriority="100"/>
+    <w:lsdException w:name="Grid Table 1 Light" w:uiPriority="112"/>
+    <w:lsdException w:name="Grid Table 2" w:uiPriority="113"/>
+    <w:lsdException w:name="Grid Table 3" w:uiPriority="114"/>
+    <w:lsdException w:name="Grid Table 4" w:uiPriority="115"/>
+    <w:lsdException w:name="Grid Table 5 Dark" w:uiPriority="128"/>
+    <w:lsdException w:name="Grid Table 6 Colorful" w:uiPriority="129"/>
+    <w:lsdException w:name="Grid Table 7 Colorful" w:uiPriority="130"/>
+    <w:lsdException w:name="Grid Table 1 Light Accent 1" w:uiPriority="112"/>
+    <w:lsdException w:name="Grid Table 2 Accent 1" w:uiPriority="113"/>
+    <w:lsdException w:name="Grid Table 3 Accent 1" w:uiPriority="114"/>
+    <w:lsdException w:name="Grid Table 4 Accent 1" w:uiPriority="115"/>
+    <w:lsdException w:name="Grid Table 5 Dark Accent 1" w:uiPriority="128"/>
+    <w:lsdException w:name="Grid Table 6 Colorful Accent 1" w:uiPriority="129"/>
+    <w:lsdException w:name="Grid Table 7 Colorful Accent 1" w:uiPriority="130"/>
+    <w:lsdException w:name="Grid Table 1 Light Accent 2" w:uiPriority="112"/>
+    <w:lsdException w:name="Grid Table 2 Accent 2" w:uiPriority="113"/>
+    <w:lsdException w:name="Grid Table 3 Accent 2" w:uiPriority="114"/>
+    <w:lsdException w:name="Grid Table 4 Accent 2" w:uiPriority="115"/>
+    <w:lsdException w:name="Grid Table 5 Dark Accent 2" w:uiPriority="128"/>
+    <w:lsdException w:name="Grid Table 6 Colorful Accent 2" w:uiPriority="129"/>
+    <w:lsdException w:name="Grid Table 7 Colorful Accent 2" w:uiPriority="130"/>
+    <w:lsdException w:name="Grid Table 1 Light Accent 3" w:uiPriority="112"/>
+    <w:lsdException w:name="Grid Table 2 Accent 3" w:uiPriority="113"/>
+    <w:lsdException w:name="Grid Table 3 Accent 3" w:uiPriority="114"/>
+    <w:lsdException w:name="Grid Table 4 Accent 3" w:uiPriority="115"/>
+    <w:lsdException w:name="Grid Table 5 Dark Accent 3" w:uiPriority="128"/>
+    <w:lsdException w:name="Grid Table 6 Colorful Accent 3" w:uiPriority="129"/>
+    <w:lsdException w:name="Grid Table 7 Colorful Accent 3" w:uiPriority="130"/>
+    <w:lsdException w:name="Grid Table 1 Light Accent 4" w:uiPriority="112"/>
+    <w:lsdException w:name="Grid Table 2 Accent 4" w:uiPriority="113"/>
+    <w:lsdException w:name="Grid Table 3 Accent 4" w:uiPriority="114"/>
+    <w:lsdException w:name="Grid Table 4 Accent 4" w:uiPriority="115"/>
+    <w:lsdException w:name="Grid Table 5 Dark Accent 4" w:uiPriority="128"/>
+    <w:lsdException w:name="Grid Table 6 Colorful Accent 4" w:uiPriority="129"/>
+    <w:lsdException w:name="Grid Table 7 Colorful Accent 4" w:uiPriority="130"/>
+    <w:lsdException w:name="Grid Table 1 Light Accent 5" w:uiPriority="112"/>
+    <w:lsdException w:name="Grid Table 2 Accent 5" w:uiPriority="113"/>
+    <w:lsdException w:name="Grid Table 3 Accent 5" w:uiPriority="114"/>
+    <w:lsdException w:name="Grid Table 4 Accent 5" w:uiPriority="115"/>
+    <w:lsdException w:name="Grid Table 5 Dark Accent 5" w:uiPriority="128"/>
+    <w:lsdException w:name="Grid Table 6 Colorful Accent 5" w:uiPriority="129"/>
+    <w:lsdException w:name="Grid Table 7 Colorful Accent 5" w:uiPriority="130"/>
+    <w:lsdException w:name="Grid Table 1 Light Accent 6" w:uiPriority="112"/>
+    <w:lsdException w:name="Grid Table 2 Accent 6" w:uiPriority="113"/>
+    <w:lsdException w:name="Grid Table 3 Accent 6" w:uiPriority="114"/>
+    <w:lsdException w:name="Grid Table 4 Accent 6" w:uiPriority="115"/>
+    <w:lsdException w:name="Grid Table 5 Dark Accent 6" w:uiPriority="128"/>
+    <w:lsdException w:name="Grid Table 6 Colorful Accent 6" w:uiPriority="129"/>
+    <w:lsdException w:name="Grid Table 7 Colorful Accent 6" w:uiPriority="130"/>
+    <w:lsdException w:name="List Table 1 Light" w:uiPriority="112"/>
+    <w:lsdException w:name="List Table 2" w:uiPriority="113"/>
+    <w:lsdException w:name="List Table 3" w:uiPriority="114"/>
+    <w:lsdException w:name="List Table 4" w:uiPriority="115"/>
+    <w:lsdException w:name="List Table 5 Dark" w:uiPriority="128"/>
+    <w:lsdException w:name="List Table 6 Colorful" w:uiPriority="129"/>
+    <w:lsdException w:name="List Table 7 Colorful" w:uiPriority="130"/>
+    <w:lsdException w:name="List Table 1 Light Accent 1" w:uiPriority="112"/>
+    <w:lsdException w:name="List Table 2 Accent 1" w:uiPriority="113"/>
+    <w:lsdException w:name="List Table 3 Accent 1" w:uiPriority="114"/>
+    <w:lsdException w:name="List Table 4 Accent 1" w:uiPriority="115"/>
+    <w:lsdException w:name="List Table 5 Dark Accent 1" w:uiPriority="128"/>
+    <w:lsdException w:name="List Table 6 Colorful Accent 1" w:uiPriority="129"/>
+    <w:lsdException w:name="List Table 7 Colorful Accent 1" w:uiPriority="130"/>
+    <w:lsdException w:name="List Table 1 Light Accent 2" w:uiPriority="112"/>
+    <w:lsdException w:name="List Table 2 Accent 2" w:uiPriority="113"/>
+    <w:lsdException w:name="List Table 3 Accent 2" w:uiPriority="114"/>
+    <w:lsdException w:name="List Table 4 Accent 2" w:uiPriority="115"/>
+    <w:lsdException w:name="List Table 5 Dark Accent 2" w:uiPriority="128"/>
+    <w:lsdException w:name="List Table 6 Colorful Accent 2" w:uiPriority="129"/>
+    <w:lsdException w:name="List Table 7 Colorful Accent 2" w:uiPriority="130"/>
+    <w:lsdException w:name="List Table 1 Light Accent 3" w:uiPriority="112"/>
+    <w:lsdException w:name="List Table 2 Accent 3" w:uiPriority="113"/>
+    <w:lsdException w:name="List Table 3 Accent 3" w:uiPriority="114"/>
+    <w:lsdException w:name="List Table 4 Accent 3" w:uiPriority="115"/>
+    <w:lsdException w:name="List Table 5 Dark Accent 3" w:uiPriority="128"/>
+    <w:lsdException w:name="List Table 6 Colorful Accent 3" w:uiPriority="129"/>
+    <w:lsdException w:name="List Table 7 Colorful Accent 3" w:uiPriority="130"/>
+    <w:lsdException w:name="List Table 1 Light Accent 4" w:uiPriority="112"/>
+    <w:lsdException w:name="List Table 2 Accent 4" w:uiPriority="113"/>
+    <w:lsdException w:name="List Table 3 Accent 4" w:uiPriority="114"/>
+    <w:lsdException w:name="List Table 4 Accent 4" w:uiPriority="115"/>
+    <w:lsdException w:name="List Table 5 Dark Accent 4" w:uiPriority="128"/>
+    <w:lsdException w:name="List Table 6 Colorful Accent 4" w:uiPriority="129"/>
+    <w:lsdException w:name="List Table 7 Colorful Accent 4" w:uiPriority="130"/>
+    <w:lsdException w:name="List Table 1 Light Accent 5" w:uiPriority="112"/>
+    <w:lsdException w:name="List Table 2 Accent 5" w:uiPriority="113"/>
+    <w:lsdException w:name="List Table 3 Accent 5" w:uiPriority="114"/>
+    <w:lsdException w:name="List Table 4 Accent 5" w:uiPriority="115"/>
+    <w:lsdException w:name="List Table 5 Dark Accent 5" w:uiPriority="128"/>
+    <w:lsdException w:name="List Table 6 Colorful Accent 5" w:uiPriority="129"/>
+    <w:lsdException w:name="List Table 7 Colorful Accent 5" w:uiPriority="130"/>
+    <w:lsdException w:name="List Table 1 Light Accent 6" w:uiPriority="112"/>
+    <w:lsdException w:name="List Table 2 Accent 6" w:uiPriority="113"/>
+    <w:lsdException w:name="List Table 3 Accent 6" w:uiPriority="114"/>
+    <w:lsdException w:name="List Table 4 Accent 6" w:uiPriority="115"/>
+    <w:lsdException w:name="List Table 5 Dark Accent 6" w:uiPriority="128"/>
+    <w:lsdException w:name="List Table 6 Colorful Accent 6" w:uiPriority="129"/>
+    <w:lsdException w:name="List Table 7 Colorful Accent 6" w:uiPriority="130"/>
     <w:lsdException w:name="Mention" w:semiHidden="1" w:unhideWhenUsed="1"/>
     <w:lsdException w:name="Smart Hyperlink" w:semiHidden="1" w:unhideWhenUsed="1"/>
     <w:lsdException w:name="Hashtag" w:semiHidden="1" w:unhideWhenUsed="1"/>
